--- a/P6-6_DeclarationOfOriginality.docx
+++ b/P6-6_DeclarationOfOriginality.docx
@@ -1,6 +1,6 @@
 
 <file path=word/document.xml><?xml version="1.0" encoding="utf-8"?>
-<w:document xmlns:wpc="http://schemas.microsoft.com/office/word/2010/wordprocessingCanvas" xmlns:cx="http://schemas.microsoft.com/office/drawing/2014/chartex" xmlns:cx1="http://schemas.microsoft.com/office/drawing/2015/9/8/chartex" xmlns:cx2="http://schemas.microsoft.com/office/drawing/2015/10/21/chartex" xmlns:cx3="http://schemas.microsoft.com/office/drawing/2016/5/9/chartex" xmlns:cx4="http://schemas.microsoft.com/office/drawing/2016/5/10/chartex" xmlns:cx5="http://schemas.microsoft.com/office/drawing/2016/5/11/chartex" xmlns:cx6="http://schemas.microsoft.com/office/drawing/2016/5/12/chartex" xmlns:cx7="http://schemas.microsoft.com/office/drawing/2016/5/13/chartex" xmlns:cx8="http://schemas.microsoft.com/office/drawing/2016/5/14/chartex" xmlns:mc="http://schemas.openxmlformats.org/markup-compatibility/2006" xmlns:aink="http://schemas.microsoft.com/office/drawing/2016/ink" xmlns:am3d="http://schemas.microsoft.com/office/drawing/2017/model3d" xmlns:o="urn:schemas-microsoft-com:office:office" xmlns:oel="http://schemas.microsoft.com/office/2019/extlst" xmlns:r="http://schemas.openxmlformats.org/officeDocument/2006/relationships" xmlns:m="http://schemas.openxmlformats.org/officeDocument/2006/math" xmlns:v="urn:schemas-microsoft-com:vml" xmlns:wp14="http://schemas.microsoft.com/office/word/2010/wordprocessingDrawing" xmlns:wp="http://schemas.openxmlformats.org/drawingml/2006/wordprocessingDrawing" xmlns:w10="urn:schemas-microsoft-com:office:word" xmlns:w="http://schemas.openxmlformats.org/wordprocessingml/2006/main" xmlns:w14="http://schemas.microsoft.com/office/word/2010/wordml" xmlns:w15="http://schemas.microsoft.com/office/word/2012/wordml" xmlns:w16cex="http://schemas.microsoft.com/office/word/2018/wordml/cex" xmlns:w16cid="http://schemas.microsoft.com/office/word/2016/wordml/cid" xmlns:w16="http://schemas.microsoft.com/office/word/2018/wordml" xmlns:w16du="http://schemas.microsoft.com/office/word/2023/wordml/word16du" xmlns:w16sdtdh="http://schemas.microsoft.com/office/word/2020/wordml/sdtdatahash" xmlns:w16sdtfl="http://schemas.microsoft.com/office/word/2024/wordml/sdtformatlock" xmlns:w16se="http://schemas.microsoft.com/office/word/2015/wordml/symex" xmlns:wpg="http://schemas.microsoft.com/office/word/2010/wordprocessingGroup" xmlns:wpi="http://schemas.microsoft.com/office/word/2010/wordprocessingInk" xmlns:wne="http://schemas.microsoft.com/office/word/2006/wordml" xmlns:wps="http://schemas.microsoft.com/office/word/2010/wordprocessingShape" mc:Ignorable="w14 w15 w16se w16cid w16 w16cex w16sdtdh w16sdtfl w16du wp14">
+<w:document xmlns:wpc="http://schemas.microsoft.com/office/word/2010/wordprocessingCanvas" xmlns:cx="http://schemas.microsoft.com/office/drawing/2014/chartex" xmlns:cx1="http://schemas.microsoft.com/office/drawing/2015/9/8/chartex" xmlns:cx2="http://schemas.microsoft.com/office/drawing/2015/10/21/chartex" xmlns:cx3="http://schemas.microsoft.com/office/drawing/2016/5/9/chartex" xmlns:cx4="http://schemas.microsoft.com/office/drawing/2016/5/10/chartex" xmlns:cx5="http://schemas.microsoft.com/office/drawing/2016/5/11/chartex" xmlns:cx6="http://schemas.microsoft.com/office/drawing/2016/5/12/chartex" xmlns:cx7="http://schemas.microsoft.com/office/drawing/2016/5/13/chartex" xmlns:cx8="http://schemas.microsoft.com/office/drawing/2016/5/14/chartex" xmlns:mc="http://schemas.openxmlformats.org/markup-compatibility/2006" xmlns:m="http://schemas.openxmlformats.org/officeDocument/2006/math" xmlns:aink="http://schemas.microsoft.com/office/drawing/2016/ink" xmlns:am3d="http://schemas.microsoft.com/office/drawing/2017/model3d" xmlns:oel="http://schemas.microsoft.com/office/2019/extlst" xmlns:r="http://schemas.openxmlformats.org/officeDocument/2006/relationships" xmlns:wp14="http://schemas.microsoft.com/office/word/2010/wordprocessingDrawing" xmlns:wp="http://schemas.openxmlformats.org/drawingml/2006/wordprocessingDrawing" xmlns:wpg="http://schemas.microsoft.com/office/word/2010/wordprocessingGroup" xmlns:wpi="http://schemas.microsoft.com/office/word/2010/wordprocessingInk" xmlns:wps="http://schemas.microsoft.com/office/word/2010/wordprocessingShape" xmlns:o="urn:schemas-microsoft-com:office:office" xmlns:v="urn:schemas-microsoft-com:vml" xmlns:w10="urn:schemas-microsoft-com:office:word" xmlns:w="http://schemas.openxmlformats.org/wordprocessingml/2006/main" xmlns:w14="http://schemas.microsoft.com/office/word/2010/wordml" xmlns:w15="http://schemas.microsoft.com/office/word/2012/wordml" xmlns:w16cex="http://schemas.microsoft.com/office/word/2018/wordml/cex" xmlns:w16cid="http://schemas.microsoft.com/office/word/2016/wordml/cid" xmlns:w16="http://schemas.microsoft.com/office/word/2018/wordml" xmlns:w16sdtdh="http://schemas.microsoft.com/office/word/2020/wordml/sdtdatahash" xmlns:w16sdtfl="http://schemas.microsoft.com/office/word/2024/wordml/sdtformatlock" xmlns:w16se="http://schemas.microsoft.com/office/word/2015/wordml/symex" xmlns:w16du="http://schemas.microsoft.com/office/word/2023/wordml/word16du" xmlns:wne="http://schemas.microsoft.com/office/word/2006/wordml" mc:Ignorable="w14 w15 w16se w16cid w16 w16cex w16sdtdh w16sdtfl w16du wp14">
   <w:body>
     <w:p>
       <w:pPr>
@@ -821,6 +821,12 @@
         <w:rPr>
           <w:sz w:val="20"/>
         </w:rPr>
+        <w:t>2301483</w:t>
+      </w:r>
+      <w:r>
+        <w:rPr>
+          <w:sz w:val="20"/>
+        </w:rPr>
         <w:t>@sit.singaporetech.edu.sg</w:t>
       </w:r>
     </w:p>
@@ -849,6 +855,12 @@
           <w:sz w:val="20"/>
         </w:rPr>
         <w:t xml:space="preserve"> </w:t>
+      </w:r>
+      <w:r>
+        <w:rPr>
+          <w:sz w:val="20"/>
+        </w:rPr>
+        <w:t>2301483</w:t>
       </w:r>
     </w:p>
     <w:p>
@@ -1575,21 +1587,7 @@
         <w:rPr>
           <w:sz w:val="20"/>
         </w:rPr>
-        <w:t xml:space="preserve">We understand the University’s view on </w:t>
-      </w:r>
-      <w:proofErr w:type="gramStart"/>
-      <w:r>
-        <w:rPr>
-          <w:sz w:val="20"/>
-        </w:rPr>
-        <w:t>plagiarism</w:t>
-      </w:r>
-      <w:proofErr w:type="gramEnd"/>
-      <w:r>
-        <w:rPr>
-          <w:sz w:val="20"/>
-        </w:rPr>
-        <w:t xml:space="preserve"> and we certify that this report is our own work</w:t>
+        <w:t>We understand the University’s view on plagiarism and we certify that this report is our own work</w:t>
       </w:r>
       <w:r>
         <w:rPr>
@@ -1603,21 +1601,7 @@
         <w:rPr>
           <w:sz w:val="20"/>
         </w:rPr>
-        <w:t xml:space="preserve">except </w:t>
-      </w:r>
-      <w:proofErr w:type="gramStart"/>
-      <w:r>
-        <w:rPr>
-          <w:sz w:val="20"/>
-        </w:rPr>
-        <w:t>where</w:t>
-      </w:r>
-      <w:proofErr w:type="gramEnd"/>
-      <w:r>
-        <w:rPr>
-          <w:sz w:val="20"/>
-        </w:rPr>
-        <w:t xml:space="preserve"> indicated by referencing, and that we have followed the good academic practices noted above.</w:t>
+        <w:t>except where indicated by referencing, and that we have followed the good academic practices noted above.</w:t>
       </w:r>
       <w:r>
         <w:t xml:space="preserve"> </w:t>
@@ -1995,9 +1979,73 @@
       </w:r>
       <w:r>
         <w:rPr>
-          <w:sz w:val="20"/>
-        </w:rPr>
-        <w:t>...........................................................................</w:t>
+          <w:b/>
+          <w:bCs/>
+          <w:sz w:val="20"/>
+        </w:rPr>
+        <w:tab/>
+      </w:r>
+      <w:r>
+        <w:rPr>
+          <w:b/>
+          <w:bCs/>
+          <w:sz w:val="20"/>
+        </w:rPr>
+        <w:tab/>
+      </w:r>
+      <w:r>
+        <w:rPr>
+          <w:rFonts w:ascii="Arial" w:hAnsi="Arial" w:cs="Arial"/>
+          <w:noProof/>
+        </w:rPr>
+        <w:drawing>
+          <wp:inline distT="0" distB="0" distL="0" distR="0" wp14:anchorId="12E44597" wp14:editId="1486A9C7">
+            <wp:extent cx="724618" cy="617942"/>
+            <wp:effectExtent l="0" t="0" r="0" b="4445"/>
+            <wp:docPr id="2060246269" name="Picture 4"/>
+            <wp:cNvGraphicFramePr>
+              <a:graphicFrameLocks xmlns:a="http://schemas.openxmlformats.org/drawingml/2006/main" noChangeAspect="1"/>
+            </wp:cNvGraphicFramePr>
+            <a:graphic xmlns:a="http://schemas.openxmlformats.org/drawingml/2006/main">
+              <a:graphicData uri="http://schemas.openxmlformats.org/drawingml/2006/picture">
+                <pic:pic xmlns:pic="http://schemas.openxmlformats.org/drawingml/2006/picture">
+                  <pic:nvPicPr>
+                    <pic:cNvPr id="0" name="Picture 1"/>
+                    <pic:cNvPicPr>
+                      <a:picLocks noChangeAspect="1" noChangeArrowheads="1"/>
+                    </pic:cNvPicPr>
+                  </pic:nvPicPr>
+                  <pic:blipFill>
+                    <a:blip r:embed="rId11" cstate="print">
+                      <a:extLst>
+                        <a:ext uri="{28A0092B-C50C-407E-A947-70E740481C1C}">
+                          <a14:useLocalDpi xmlns:a14="http://schemas.microsoft.com/office/drawing/2010/main" val="0"/>
+                        </a:ext>
+                      </a:extLst>
+                    </a:blip>
+                    <a:srcRect/>
+                    <a:stretch>
+                      <a:fillRect/>
+                    </a:stretch>
+                  </pic:blipFill>
+                  <pic:spPr bwMode="auto">
+                    <a:xfrm>
+                      <a:off x="0" y="0"/>
+                      <a:ext cx="745728" cy="635945"/>
+                    </a:xfrm>
+                    <a:prstGeom prst="rect">
+                      <a:avLst/>
+                    </a:prstGeom>
+                    <a:noFill/>
+                    <a:ln>
+                      <a:noFill/>
+                    </a:ln>
+                  </pic:spPr>
+                </pic:pic>
+              </a:graphicData>
+            </a:graphic>
+          </wp:inline>
+        </w:drawing>
       </w:r>
     </w:p>
     <w:p>
@@ -2175,9 +2223,9 @@
     <w:p>
       <w:pPr>
         <w:sectPr>
-          <w:headerReference w:type="even" r:id="rId11"/>
-          <w:headerReference w:type="default" r:id="rId12"/>
-          <w:headerReference w:type="first" r:id="rId13"/>
+          <w:headerReference w:type="even" r:id="rId12"/>
+          <w:headerReference w:type="default" r:id="rId13"/>
+          <w:headerReference w:type="first" r:id="rId14"/>
           <w:pgSz w:w="11906" w:h="16838"/>
           <w:pgMar w:top="353" w:right="0" w:bottom="2565" w:left="1420" w:header="720" w:footer="720" w:gutter="0"/>
           <w:cols w:space="720"/>
@@ -3827,7 +3875,79 @@
               <w:rPr>
                 <w:sz w:val="20"/>
               </w:rPr>
-              <w:t xml:space="preserve"> Name: ...............................................Sign &gt;.................................</w:t>
+              <w:t xml:space="preserve"> Name: </w:t>
+            </w:r>
+            <w:r>
+              <w:rPr>
+                <w:sz w:val="20"/>
+              </w:rPr>
+              <w:t xml:space="preserve">Tan Tze Han </w:t>
+            </w:r>
+            <w:r>
+              <w:rPr>
+                <w:sz w:val="20"/>
+              </w:rPr>
+              <w:t>Sign &gt;</w:t>
+            </w:r>
+            <w:r>
+              <w:rPr>
+                <w:sz w:val="20"/>
+              </w:rPr>
+              <w:t xml:space="preserve"> </w:t>
+            </w:r>
+            <w:r>
+              <w:rPr>
+                <w:rFonts w:ascii="Arial" w:hAnsi="Arial" w:cs="Arial"/>
+                <w:noProof/>
+              </w:rPr>
+              <w:drawing>
+                <wp:inline distT="0" distB="0" distL="0" distR="0" wp14:anchorId="57B1B803" wp14:editId="6AF475FA">
+                  <wp:extent cx="517585" cy="441388"/>
+                  <wp:effectExtent l="0" t="0" r="3175" b="3175"/>
+                  <wp:docPr id="518860149" name="Picture 6"/>
+                  <wp:cNvGraphicFramePr>
+                    <a:graphicFrameLocks xmlns:a="http://schemas.openxmlformats.org/drawingml/2006/main" noChangeAspect="1"/>
+                  </wp:cNvGraphicFramePr>
+                  <a:graphic xmlns:a="http://schemas.openxmlformats.org/drawingml/2006/main">
+                    <a:graphicData uri="http://schemas.openxmlformats.org/drawingml/2006/picture">
+                      <pic:pic xmlns:pic="http://schemas.openxmlformats.org/drawingml/2006/picture">
+                        <pic:nvPicPr>
+                          <pic:cNvPr id="0" name="Picture 8"/>
+                          <pic:cNvPicPr>
+                            <a:picLocks noChangeAspect="1" noChangeArrowheads="1"/>
+                          </pic:cNvPicPr>
+                        </pic:nvPicPr>
+                        <pic:blipFill>
+                          <a:blip r:embed="rId15" cstate="print">
+                            <a:extLst>
+                              <a:ext uri="{28A0092B-C50C-407E-A947-70E740481C1C}">
+                                <a14:useLocalDpi xmlns:a14="http://schemas.microsoft.com/office/drawing/2010/main" val="0"/>
+                              </a:ext>
+                            </a:extLst>
+                          </a:blip>
+                          <a:srcRect/>
+                          <a:stretch>
+                            <a:fillRect/>
+                          </a:stretch>
+                        </pic:blipFill>
+                        <pic:spPr bwMode="auto">
+                          <a:xfrm>
+                            <a:off x="0" y="0"/>
+                            <a:ext cx="519768" cy="443249"/>
+                          </a:xfrm>
+                          <a:prstGeom prst="rect">
+                            <a:avLst/>
+                          </a:prstGeom>
+                          <a:noFill/>
+                          <a:ln>
+                            <a:noFill/>
+                          </a:ln>
+                        </pic:spPr>
+                      </pic:pic>
+                    </a:graphicData>
+                  </a:graphic>
+                </wp:inline>
+              </w:drawing>
             </w:r>
           </w:p>
         </w:tc>
@@ -4312,7 +4432,7 @@
 </file>
 
 <file path=word/endnotes.xml><?xml version="1.0" encoding="utf-8"?>
-<w:endnotes xmlns:wpc="http://schemas.microsoft.com/office/word/2010/wordprocessingCanvas" xmlns:cx="http://schemas.microsoft.com/office/drawing/2014/chartex" xmlns:cx1="http://schemas.microsoft.com/office/drawing/2015/9/8/chartex" xmlns:cx2="http://schemas.microsoft.com/office/drawing/2015/10/21/chartex" xmlns:cx3="http://schemas.microsoft.com/office/drawing/2016/5/9/chartex" xmlns:cx4="http://schemas.microsoft.com/office/drawing/2016/5/10/chartex" xmlns:cx5="http://schemas.microsoft.com/office/drawing/2016/5/11/chartex" xmlns:cx6="http://schemas.microsoft.com/office/drawing/2016/5/12/chartex" xmlns:cx7="http://schemas.microsoft.com/office/drawing/2016/5/13/chartex" xmlns:cx8="http://schemas.microsoft.com/office/drawing/2016/5/14/chartex" xmlns:mc="http://schemas.openxmlformats.org/markup-compatibility/2006" xmlns:aink="http://schemas.microsoft.com/office/drawing/2016/ink" xmlns:am3d="http://schemas.microsoft.com/office/drawing/2017/model3d" xmlns:o="urn:schemas-microsoft-com:office:office" xmlns:oel="http://schemas.microsoft.com/office/2019/extlst" xmlns:r="http://schemas.openxmlformats.org/officeDocument/2006/relationships" xmlns:m="http://schemas.openxmlformats.org/officeDocument/2006/math" xmlns:v="urn:schemas-microsoft-com:vml" xmlns:wp14="http://schemas.microsoft.com/office/word/2010/wordprocessingDrawing" xmlns:wp="http://schemas.openxmlformats.org/drawingml/2006/wordprocessingDrawing" xmlns:w10="urn:schemas-microsoft-com:office:word" xmlns:w="http://schemas.openxmlformats.org/wordprocessingml/2006/main" xmlns:w14="http://schemas.microsoft.com/office/word/2010/wordml" xmlns:w15="http://schemas.microsoft.com/office/word/2012/wordml" xmlns:w16cex="http://schemas.microsoft.com/office/word/2018/wordml/cex" xmlns:w16cid="http://schemas.microsoft.com/office/word/2016/wordml/cid" xmlns:w16="http://schemas.microsoft.com/office/word/2018/wordml" xmlns:w16du="http://schemas.microsoft.com/office/word/2023/wordml/word16du" xmlns:w16sdtdh="http://schemas.microsoft.com/office/word/2020/wordml/sdtdatahash" xmlns:w16sdtfl="http://schemas.microsoft.com/office/word/2024/wordml/sdtformatlock" xmlns:w16se="http://schemas.microsoft.com/office/word/2015/wordml/symex" xmlns:wpg="http://schemas.microsoft.com/office/word/2010/wordprocessingGroup" xmlns:wpi="http://schemas.microsoft.com/office/word/2010/wordprocessingInk" xmlns:wne="http://schemas.microsoft.com/office/word/2006/wordml" xmlns:wps="http://schemas.microsoft.com/office/word/2010/wordprocessingShape" mc:Ignorable="w14 w15 w16se w16cid w16 w16cex w16sdtdh w16sdtfl w16du wp14">
+<w:endnotes xmlns:wpc="http://schemas.microsoft.com/office/word/2010/wordprocessingCanvas" xmlns:cx="http://schemas.microsoft.com/office/drawing/2014/chartex" xmlns:cx1="http://schemas.microsoft.com/office/drawing/2015/9/8/chartex" xmlns:cx2="http://schemas.microsoft.com/office/drawing/2015/10/21/chartex" xmlns:cx3="http://schemas.microsoft.com/office/drawing/2016/5/9/chartex" xmlns:cx4="http://schemas.microsoft.com/office/drawing/2016/5/10/chartex" xmlns:cx5="http://schemas.microsoft.com/office/drawing/2016/5/11/chartex" xmlns:cx6="http://schemas.microsoft.com/office/drawing/2016/5/12/chartex" xmlns:cx7="http://schemas.microsoft.com/office/drawing/2016/5/13/chartex" xmlns:cx8="http://schemas.microsoft.com/office/drawing/2016/5/14/chartex" xmlns:mc="http://schemas.openxmlformats.org/markup-compatibility/2006" xmlns:m="http://schemas.openxmlformats.org/officeDocument/2006/math" xmlns:aink="http://schemas.microsoft.com/office/drawing/2016/ink" xmlns:am3d="http://schemas.microsoft.com/office/drawing/2017/model3d" xmlns:oel="http://schemas.microsoft.com/office/2019/extlst" xmlns:r="http://schemas.openxmlformats.org/officeDocument/2006/relationships" xmlns:wp14="http://schemas.microsoft.com/office/word/2010/wordprocessingDrawing" xmlns:wp="http://schemas.openxmlformats.org/drawingml/2006/wordprocessingDrawing" xmlns:wpg="http://schemas.microsoft.com/office/word/2010/wordprocessingGroup" xmlns:wpi="http://schemas.microsoft.com/office/word/2010/wordprocessingInk" xmlns:wps="http://schemas.microsoft.com/office/word/2010/wordprocessingShape" xmlns:o="urn:schemas-microsoft-com:office:office" xmlns:v="urn:schemas-microsoft-com:vml" xmlns:w10="urn:schemas-microsoft-com:office:word" xmlns:w="http://schemas.openxmlformats.org/wordprocessingml/2006/main" xmlns:w14="http://schemas.microsoft.com/office/word/2010/wordml" xmlns:w15="http://schemas.microsoft.com/office/word/2012/wordml" xmlns:w16cex="http://schemas.microsoft.com/office/word/2018/wordml/cex" xmlns:w16cid="http://schemas.microsoft.com/office/word/2016/wordml/cid" xmlns:w16="http://schemas.microsoft.com/office/word/2018/wordml" xmlns:w16sdtdh="http://schemas.microsoft.com/office/word/2020/wordml/sdtdatahash" xmlns:w16sdtfl="http://schemas.microsoft.com/office/word/2024/wordml/sdtformatlock" xmlns:w16se="http://schemas.microsoft.com/office/word/2015/wordml/symex" xmlns:w16du="http://schemas.microsoft.com/office/word/2023/wordml/word16du" xmlns:wne="http://schemas.microsoft.com/office/word/2006/wordml" mc:Ignorable="w14 w15 w16se w16cid w16 w16cex w16sdtdh w16sdtfl w16du wp14">
   <w:endnote w:type="separator" w:id="-1">
     <w:p>
       <w:pPr>
@@ -4337,7 +4457,7 @@
 </file>
 
 <file path=word/footnotes.xml><?xml version="1.0" encoding="utf-8"?>
-<w:footnotes xmlns:wpc="http://schemas.microsoft.com/office/word/2010/wordprocessingCanvas" xmlns:cx="http://schemas.microsoft.com/office/drawing/2014/chartex" xmlns:cx1="http://schemas.microsoft.com/office/drawing/2015/9/8/chartex" xmlns:cx2="http://schemas.microsoft.com/office/drawing/2015/10/21/chartex" xmlns:cx3="http://schemas.microsoft.com/office/drawing/2016/5/9/chartex" xmlns:cx4="http://schemas.microsoft.com/office/drawing/2016/5/10/chartex" xmlns:cx5="http://schemas.microsoft.com/office/drawing/2016/5/11/chartex" xmlns:cx6="http://schemas.microsoft.com/office/drawing/2016/5/12/chartex" xmlns:cx7="http://schemas.microsoft.com/office/drawing/2016/5/13/chartex" xmlns:cx8="http://schemas.microsoft.com/office/drawing/2016/5/14/chartex" xmlns:mc="http://schemas.openxmlformats.org/markup-compatibility/2006" xmlns:aink="http://schemas.microsoft.com/office/drawing/2016/ink" xmlns:am3d="http://schemas.microsoft.com/office/drawing/2017/model3d" xmlns:o="urn:schemas-microsoft-com:office:office" xmlns:oel="http://schemas.microsoft.com/office/2019/extlst" xmlns:r="http://schemas.openxmlformats.org/officeDocument/2006/relationships" xmlns:m="http://schemas.openxmlformats.org/officeDocument/2006/math" xmlns:v="urn:schemas-microsoft-com:vml" xmlns:wp14="http://schemas.microsoft.com/office/word/2010/wordprocessingDrawing" xmlns:wp="http://schemas.openxmlformats.org/drawingml/2006/wordprocessingDrawing" xmlns:w10="urn:schemas-microsoft-com:office:word" xmlns:w="http://schemas.openxmlformats.org/wordprocessingml/2006/main" xmlns:w14="http://schemas.microsoft.com/office/word/2010/wordml" xmlns:w15="http://schemas.microsoft.com/office/word/2012/wordml" xmlns:w16cex="http://schemas.microsoft.com/office/word/2018/wordml/cex" xmlns:w16cid="http://schemas.microsoft.com/office/word/2016/wordml/cid" xmlns:w16="http://schemas.microsoft.com/office/word/2018/wordml" xmlns:w16du="http://schemas.microsoft.com/office/word/2023/wordml/word16du" xmlns:w16sdtdh="http://schemas.microsoft.com/office/word/2020/wordml/sdtdatahash" xmlns:w16sdtfl="http://schemas.microsoft.com/office/word/2024/wordml/sdtformatlock" xmlns:w16se="http://schemas.microsoft.com/office/word/2015/wordml/symex" xmlns:wpg="http://schemas.microsoft.com/office/word/2010/wordprocessingGroup" xmlns:wpi="http://schemas.microsoft.com/office/word/2010/wordprocessingInk" xmlns:wne="http://schemas.microsoft.com/office/word/2006/wordml" xmlns:wps="http://schemas.microsoft.com/office/word/2010/wordprocessingShape" mc:Ignorable="w14 w15 w16se w16cid w16 w16cex w16sdtdh w16sdtfl w16du wp14">
+<w:footnotes xmlns:wpc="http://schemas.microsoft.com/office/word/2010/wordprocessingCanvas" xmlns:cx="http://schemas.microsoft.com/office/drawing/2014/chartex" xmlns:cx1="http://schemas.microsoft.com/office/drawing/2015/9/8/chartex" xmlns:cx2="http://schemas.microsoft.com/office/drawing/2015/10/21/chartex" xmlns:cx3="http://schemas.microsoft.com/office/drawing/2016/5/9/chartex" xmlns:cx4="http://schemas.microsoft.com/office/drawing/2016/5/10/chartex" xmlns:cx5="http://schemas.microsoft.com/office/drawing/2016/5/11/chartex" xmlns:cx6="http://schemas.microsoft.com/office/drawing/2016/5/12/chartex" xmlns:cx7="http://schemas.microsoft.com/office/drawing/2016/5/13/chartex" xmlns:cx8="http://schemas.microsoft.com/office/drawing/2016/5/14/chartex" xmlns:mc="http://schemas.openxmlformats.org/markup-compatibility/2006" xmlns:m="http://schemas.openxmlformats.org/officeDocument/2006/math" xmlns:aink="http://schemas.microsoft.com/office/drawing/2016/ink" xmlns:am3d="http://schemas.microsoft.com/office/drawing/2017/model3d" xmlns:oel="http://schemas.microsoft.com/office/2019/extlst" xmlns:r="http://schemas.openxmlformats.org/officeDocument/2006/relationships" xmlns:wp14="http://schemas.microsoft.com/office/word/2010/wordprocessingDrawing" xmlns:wp="http://schemas.openxmlformats.org/drawingml/2006/wordprocessingDrawing" xmlns:wpg="http://schemas.microsoft.com/office/word/2010/wordprocessingGroup" xmlns:wpi="http://schemas.microsoft.com/office/word/2010/wordprocessingInk" xmlns:wps="http://schemas.microsoft.com/office/word/2010/wordprocessingShape" xmlns:o="urn:schemas-microsoft-com:office:office" xmlns:v="urn:schemas-microsoft-com:vml" xmlns:w10="urn:schemas-microsoft-com:office:word" xmlns:w="http://schemas.openxmlformats.org/wordprocessingml/2006/main" xmlns:w14="http://schemas.microsoft.com/office/word/2010/wordml" xmlns:w15="http://schemas.microsoft.com/office/word/2012/wordml" xmlns:w16cex="http://schemas.microsoft.com/office/word/2018/wordml/cex" xmlns:w16cid="http://schemas.microsoft.com/office/word/2016/wordml/cid" xmlns:w16="http://schemas.microsoft.com/office/word/2018/wordml" xmlns:w16sdtdh="http://schemas.microsoft.com/office/word/2020/wordml/sdtdatahash" xmlns:w16sdtfl="http://schemas.microsoft.com/office/word/2024/wordml/sdtformatlock" xmlns:w16se="http://schemas.microsoft.com/office/word/2015/wordml/symex" xmlns:w16du="http://schemas.microsoft.com/office/word/2023/wordml/word16du" xmlns:wne="http://schemas.microsoft.com/office/word/2006/wordml" mc:Ignorable="w14 w15 w16se w16cid w16 w16cex w16sdtdh w16sdtfl w16du wp14">
   <w:footnote w:type="separator" w:id="-1">
     <w:p>
       <w:pPr>
@@ -4362,7 +4482,7 @@
 </file>
 
 <file path=word/header1.xml><?xml version="1.0" encoding="utf-8"?>
-<w:hdr xmlns:wpc="http://schemas.microsoft.com/office/word/2010/wordprocessingCanvas" xmlns:cx="http://schemas.microsoft.com/office/drawing/2014/chartex" xmlns:cx1="http://schemas.microsoft.com/office/drawing/2015/9/8/chartex" xmlns:cx2="http://schemas.microsoft.com/office/drawing/2015/10/21/chartex" xmlns:cx3="http://schemas.microsoft.com/office/drawing/2016/5/9/chartex" xmlns:cx4="http://schemas.microsoft.com/office/drawing/2016/5/10/chartex" xmlns:cx5="http://schemas.microsoft.com/office/drawing/2016/5/11/chartex" xmlns:cx6="http://schemas.microsoft.com/office/drawing/2016/5/12/chartex" xmlns:cx7="http://schemas.microsoft.com/office/drawing/2016/5/13/chartex" xmlns:cx8="http://schemas.microsoft.com/office/drawing/2016/5/14/chartex" xmlns:mc="http://schemas.openxmlformats.org/markup-compatibility/2006" xmlns:aink="http://schemas.microsoft.com/office/drawing/2016/ink" xmlns:am3d="http://schemas.microsoft.com/office/drawing/2017/model3d" xmlns:o="urn:schemas-microsoft-com:office:office" xmlns:oel="http://schemas.microsoft.com/office/2019/extlst" xmlns:r="http://schemas.openxmlformats.org/officeDocument/2006/relationships" xmlns:m="http://schemas.openxmlformats.org/officeDocument/2006/math" xmlns:v="urn:schemas-microsoft-com:vml" xmlns:wp14="http://schemas.microsoft.com/office/word/2010/wordprocessingDrawing" xmlns:wp="http://schemas.openxmlformats.org/drawingml/2006/wordprocessingDrawing" xmlns:w10="urn:schemas-microsoft-com:office:word" xmlns:w="http://schemas.openxmlformats.org/wordprocessingml/2006/main" xmlns:w14="http://schemas.microsoft.com/office/word/2010/wordml" xmlns:w15="http://schemas.microsoft.com/office/word/2012/wordml" xmlns:w16cex="http://schemas.microsoft.com/office/word/2018/wordml/cex" xmlns:w16cid="http://schemas.microsoft.com/office/word/2016/wordml/cid" xmlns:w16="http://schemas.microsoft.com/office/word/2018/wordml" xmlns:w16du="http://schemas.microsoft.com/office/word/2023/wordml/word16du" xmlns:w16sdtdh="http://schemas.microsoft.com/office/word/2020/wordml/sdtdatahash" xmlns:w16sdtfl="http://schemas.microsoft.com/office/word/2024/wordml/sdtformatlock" xmlns:w16se="http://schemas.microsoft.com/office/word/2015/wordml/symex" xmlns:wpg="http://schemas.microsoft.com/office/word/2010/wordprocessingGroup" xmlns:wpi="http://schemas.microsoft.com/office/word/2010/wordprocessingInk" xmlns:wne="http://schemas.microsoft.com/office/word/2006/wordml" xmlns:wps="http://schemas.microsoft.com/office/word/2010/wordprocessingShape" mc:Ignorable="w14 w15 w16se w16cid w16 w16cex w16sdtdh w16sdtfl w16du wp14">
+<w:hdr xmlns:wpc="http://schemas.microsoft.com/office/word/2010/wordprocessingCanvas" xmlns:cx="http://schemas.microsoft.com/office/drawing/2014/chartex" xmlns:cx1="http://schemas.microsoft.com/office/drawing/2015/9/8/chartex" xmlns:cx2="http://schemas.microsoft.com/office/drawing/2015/10/21/chartex" xmlns:cx3="http://schemas.microsoft.com/office/drawing/2016/5/9/chartex" xmlns:cx4="http://schemas.microsoft.com/office/drawing/2016/5/10/chartex" xmlns:cx5="http://schemas.microsoft.com/office/drawing/2016/5/11/chartex" xmlns:cx6="http://schemas.microsoft.com/office/drawing/2016/5/12/chartex" xmlns:cx7="http://schemas.microsoft.com/office/drawing/2016/5/13/chartex" xmlns:cx8="http://schemas.microsoft.com/office/drawing/2016/5/14/chartex" xmlns:mc="http://schemas.openxmlformats.org/markup-compatibility/2006" xmlns:m="http://schemas.openxmlformats.org/officeDocument/2006/math" xmlns:aink="http://schemas.microsoft.com/office/drawing/2016/ink" xmlns:am3d="http://schemas.microsoft.com/office/drawing/2017/model3d" xmlns:oel="http://schemas.microsoft.com/office/2019/extlst" xmlns:r="http://schemas.openxmlformats.org/officeDocument/2006/relationships" xmlns:wp14="http://schemas.microsoft.com/office/word/2010/wordprocessingDrawing" xmlns:wp="http://schemas.openxmlformats.org/drawingml/2006/wordprocessingDrawing" xmlns:wpg="http://schemas.microsoft.com/office/word/2010/wordprocessingGroup" xmlns:wpi="http://schemas.microsoft.com/office/word/2010/wordprocessingInk" xmlns:wps="http://schemas.microsoft.com/office/word/2010/wordprocessingShape" xmlns:o="urn:schemas-microsoft-com:office:office" xmlns:v="urn:schemas-microsoft-com:vml" xmlns:w10="urn:schemas-microsoft-com:office:word" xmlns:w="http://schemas.openxmlformats.org/wordprocessingml/2006/main" xmlns:w14="http://schemas.microsoft.com/office/word/2010/wordml" xmlns:w15="http://schemas.microsoft.com/office/word/2012/wordml" xmlns:w16cex="http://schemas.microsoft.com/office/word/2018/wordml/cex" xmlns:w16cid="http://schemas.microsoft.com/office/word/2016/wordml/cid" xmlns:w16="http://schemas.microsoft.com/office/word/2018/wordml" xmlns:w16sdtdh="http://schemas.microsoft.com/office/word/2020/wordml/sdtdatahash" xmlns:w16sdtfl="http://schemas.microsoft.com/office/word/2024/wordml/sdtformatlock" xmlns:w16se="http://schemas.microsoft.com/office/word/2015/wordml/symex" xmlns:w16du="http://schemas.microsoft.com/office/word/2023/wordml/word16du" xmlns:wne="http://schemas.microsoft.com/office/word/2006/wordml" mc:Ignorable="w14 w15 w16se w16cid w16 w16cex w16sdtdh w16sdtfl w16du wp14">
   <w:p>
     <w:pPr>
       <w:pStyle w:val="Header"/>
@@ -4480,7 +4600,7 @@
 </file>
 
 <file path=word/header2.xml><?xml version="1.0" encoding="utf-8"?>
-<w:hdr xmlns:wpc="http://schemas.microsoft.com/office/word/2010/wordprocessingCanvas" xmlns:cx="http://schemas.microsoft.com/office/drawing/2014/chartex" xmlns:cx1="http://schemas.microsoft.com/office/drawing/2015/9/8/chartex" xmlns:cx2="http://schemas.microsoft.com/office/drawing/2015/10/21/chartex" xmlns:cx3="http://schemas.microsoft.com/office/drawing/2016/5/9/chartex" xmlns:cx4="http://schemas.microsoft.com/office/drawing/2016/5/10/chartex" xmlns:cx5="http://schemas.microsoft.com/office/drawing/2016/5/11/chartex" xmlns:cx6="http://schemas.microsoft.com/office/drawing/2016/5/12/chartex" xmlns:cx7="http://schemas.microsoft.com/office/drawing/2016/5/13/chartex" xmlns:cx8="http://schemas.microsoft.com/office/drawing/2016/5/14/chartex" xmlns:mc="http://schemas.openxmlformats.org/markup-compatibility/2006" xmlns:aink="http://schemas.microsoft.com/office/drawing/2016/ink" xmlns:am3d="http://schemas.microsoft.com/office/drawing/2017/model3d" xmlns:o="urn:schemas-microsoft-com:office:office" xmlns:oel="http://schemas.microsoft.com/office/2019/extlst" xmlns:r="http://schemas.openxmlformats.org/officeDocument/2006/relationships" xmlns:m="http://schemas.openxmlformats.org/officeDocument/2006/math" xmlns:v="urn:schemas-microsoft-com:vml" xmlns:wp14="http://schemas.microsoft.com/office/word/2010/wordprocessingDrawing" xmlns:wp="http://schemas.openxmlformats.org/drawingml/2006/wordprocessingDrawing" xmlns:w10="urn:schemas-microsoft-com:office:word" xmlns:w="http://schemas.openxmlformats.org/wordprocessingml/2006/main" xmlns:w14="http://schemas.microsoft.com/office/word/2010/wordml" xmlns:w15="http://schemas.microsoft.com/office/word/2012/wordml" xmlns:w16cex="http://schemas.microsoft.com/office/word/2018/wordml/cex" xmlns:w16cid="http://schemas.microsoft.com/office/word/2016/wordml/cid" xmlns:w16="http://schemas.microsoft.com/office/word/2018/wordml" xmlns:w16du="http://schemas.microsoft.com/office/word/2023/wordml/word16du" xmlns:w16sdtdh="http://schemas.microsoft.com/office/word/2020/wordml/sdtdatahash" xmlns:w16sdtfl="http://schemas.microsoft.com/office/word/2024/wordml/sdtformatlock" xmlns:w16se="http://schemas.microsoft.com/office/word/2015/wordml/symex" xmlns:wpg="http://schemas.microsoft.com/office/word/2010/wordprocessingGroup" xmlns:wpi="http://schemas.microsoft.com/office/word/2010/wordprocessingInk" xmlns:wne="http://schemas.microsoft.com/office/word/2006/wordml" xmlns:wps="http://schemas.microsoft.com/office/word/2010/wordprocessingShape" mc:Ignorable="w14 w15 w16se w16cid w16 w16cex w16sdtdh w16sdtfl w16du wp14">
+<w:hdr xmlns:wpc="http://schemas.microsoft.com/office/word/2010/wordprocessingCanvas" xmlns:cx="http://schemas.microsoft.com/office/drawing/2014/chartex" xmlns:cx1="http://schemas.microsoft.com/office/drawing/2015/9/8/chartex" xmlns:cx2="http://schemas.microsoft.com/office/drawing/2015/10/21/chartex" xmlns:cx3="http://schemas.microsoft.com/office/drawing/2016/5/9/chartex" xmlns:cx4="http://schemas.microsoft.com/office/drawing/2016/5/10/chartex" xmlns:cx5="http://schemas.microsoft.com/office/drawing/2016/5/11/chartex" xmlns:cx6="http://schemas.microsoft.com/office/drawing/2016/5/12/chartex" xmlns:cx7="http://schemas.microsoft.com/office/drawing/2016/5/13/chartex" xmlns:cx8="http://schemas.microsoft.com/office/drawing/2016/5/14/chartex" xmlns:mc="http://schemas.openxmlformats.org/markup-compatibility/2006" xmlns:m="http://schemas.openxmlformats.org/officeDocument/2006/math" xmlns:aink="http://schemas.microsoft.com/office/drawing/2016/ink" xmlns:am3d="http://schemas.microsoft.com/office/drawing/2017/model3d" xmlns:oel="http://schemas.microsoft.com/office/2019/extlst" xmlns:r="http://schemas.openxmlformats.org/officeDocument/2006/relationships" xmlns:wp14="http://schemas.microsoft.com/office/word/2010/wordprocessingDrawing" xmlns:wp="http://schemas.openxmlformats.org/drawingml/2006/wordprocessingDrawing" xmlns:wpg="http://schemas.microsoft.com/office/word/2010/wordprocessingGroup" xmlns:wpi="http://schemas.microsoft.com/office/word/2010/wordprocessingInk" xmlns:wps="http://schemas.microsoft.com/office/word/2010/wordprocessingShape" xmlns:o="urn:schemas-microsoft-com:office:office" xmlns:v="urn:schemas-microsoft-com:vml" xmlns:w10="urn:schemas-microsoft-com:office:word" xmlns:w="http://schemas.openxmlformats.org/wordprocessingml/2006/main" xmlns:w14="http://schemas.microsoft.com/office/word/2010/wordml" xmlns:w15="http://schemas.microsoft.com/office/word/2012/wordml" xmlns:w16cex="http://schemas.microsoft.com/office/word/2018/wordml/cex" xmlns:w16cid="http://schemas.microsoft.com/office/word/2016/wordml/cid" xmlns:w16="http://schemas.microsoft.com/office/word/2018/wordml" xmlns:w16sdtdh="http://schemas.microsoft.com/office/word/2020/wordml/sdtdatahash" xmlns:w16sdtfl="http://schemas.microsoft.com/office/word/2024/wordml/sdtformatlock" xmlns:w16se="http://schemas.microsoft.com/office/word/2015/wordml/symex" xmlns:w16du="http://schemas.microsoft.com/office/word/2023/wordml/word16du" xmlns:wne="http://schemas.microsoft.com/office/word/2006/wordml" mc:Ignorable="w14 w15 w16se w16cid w16 w16cex w16sdtdh w16sdtfl w16du wp14">
   <w:p>
     <w:pPr>
       <w:pStyle w:val="Header"/>
@@ -4598,7 +4718,7 @@
 </file>
 
 <file path=word/header3.xml><?xml version="1.0" encoding="utf-8"?>
-<w:hdr xmlns:wpc="http://schemas.microsoft.com/office/word/2010/wordprocessingCanvas" xmlns:cx="http://schemas.microsoft.com/office/drawing/2014/chartex" xmlns:cx1="http://schemas.microsoft.com/office/drawing/2015/9/8/chartex" xmlns:cx2="http://schemas.microsoft.com/office/drawing/2015/10/21/chartex" xmlns:cx3="http://schemas.microsoft.com/office/drawing/2016/5/9/chartex" xmlns:cx4="http://schemas.microsoft.com/office/drawing/2016/5/10/chartex" xmlns:cx5="http://schemas.microsoft.com/office/drawing/2016/5/11/chartex" xmlns:cx6="http://schemas.microsoft.com/office/drawing/2016/5/12/chartex" xmlns:cx7="http://schemas.microsoft.com/office/drawing/2016/5/13/chartex" xmlns:cx8="http://schemas.microsoft.com/office/drawing/2016/5/14/chartex" xmlns:mc="http://schemas.openxmlformats.org/markup-compatibility/2006" xmlns:aink="http://schemas.microsoft.com/office/drawing/2016/ink" xmlns:am3d="http://schemas.microsoft.com/office/drawing/2017/model3d" xmlns:o="urn:schemas-microsoft-com:office:office" xmlns:oel="http://schemas.microsoft.com/office/2019/extlst" xmlns:r="http://schemas.openxmlformats.org/officeDocument/2006/relationships" xmlns:m="http://schemas.openxmlformats.org/officeDocument/2006/math" xmlns:v="urn:schemas-microsoft-com:vml" xmlns:wp14="http://schemas.microsoft.com/office/word/2010/wordprocessingDrawing" xmlns:wp="http://schemas.openxmlformats.org/drawingml/2006/wordprocessingDrawing" xmlns:w10="urn:schemas-microsoft-com:office:word" xmlns:w="http://schemas.openxmlformats.org/wordprocessingml/2006/main" xmlns:w14="http://schemas.microsoft.com/office/word/2010/wordml" xmlns:w15="http://schemas.microsoft.com/office/word/2012/wordml" xmlns:w16cex="http://schemas.microsoft.com/office/word/2018/wordml/cex" xmlns:w16cid="http://schemas.microsoft.com/office/word/2016/wordml/cid" xmlns:w16="http://schemas.microsoft.com/office/word/2018/wordml" xmlns:w16du="http://schemas.microsoft.com/office/word/2023/wordml/word16du" xmlns:w16sdtdh="http://schemas.microsoft.com/office/word/2020/wordml/sdtdatahash" xmlns:w16sdtfl="http://schemas.microsoft.com/office/word/2024/wordml/sdtformatlock" xmlns:w16se="http://schemas.microsoft.com/office/word/2015/wordml/symex" xmlns:wpg="http://schemas.microsoft.com/office/word/2010/wordprocessingGroup" xmlns:wpi="http://schemas.microsoft.com/office/word/2010/wordprocessingInk" xmlns:wne="http://schemas.microsoft.com/office/word/2006/wordml" xmlns:wps="http://schemas.microsoft.com/office/word/2010/wordprocessingShape" mc:Ignorable="w14 w15 w16se w16cid w16 w16cex w16sdtdh w16sdtfl w16du wp14">
+<w:hdr xmlns:wpc="http://schemas.microsoft.com/office/word/2010/wordprocessingCanvas" xmlns:cx="http://schemas.microsoft.com/office/drawing/2014/chartex" xmlns:cx1="http://schemas.microsoft.com/office/drawing/2015/9/8/chartex" xmlns:cx2="http://schemas.microsoft.com/office/drawing/2015/10/21/chartex" xmlns:cx3="http://schemas.microsoft.com/office/drawing/2016/5/9/chartex" xmlns:cx4="http://schemas.microsoft.com/office/drawing/2016/5/10/chartex" xmlns:cx5="http://schemas.microsoft.com/office/drawing/2016/5/11/chartex" xmlns:cx6="http://schemas.microsoft.com/office/drawing/2016/5/12/chartex" xmlns:cx7="http://schemas.microsoft.com/office/drawing/2016/5/13/chartex" xmlns:cx8="http://schemas.microsoft.com/office/drawing/2016/5/14/chartex" xmlns:mc="http://schemas.openxmlformats.org/markup-compatibility/2006" xmlns:m="http://schemas.openxmlformats.org/officeDocument/2006/math" xmlns:aink="http://schemas.microsoft.com/office/drawing/2016/ink" xmlns:am3d="http://schemas.microsoft.com/office/drawing/2017/model3d" xmlns:oel="http://schemas.microsoft.com/office/2019/extlst" xmlns:r="http://schemas.openxmlformats.org/officeDocument/2006/relationships" xmlns:wp14="http://schemas.microsoft.com/office/word/2010/wordprocessingDrawing" xmlns:wp="http://schemas.openxmlformats.org/drawingml/2006/wordprocessingDrawing" xmlns:wpg="http://schemas.microsoft.com/office/word/2010/wordprocessingGroup" xmlns:wpi="http://schemas.microsoft.com/office/word/2010/wordprocessingInk" xmlns:wps="http://schemas.microsoft.com/office/word/2010/wordprocessingShape" xmlns:o="urn:schemas-microsoft-com:office:office" xmlns:v="urn:schemas-microsoft-com:vml" xmlns:w10="urn:schemas-microsoft-com:office:word" xmlns:w="http://schemas.openxmlformats.org/wordprocessingml/2006/main" xmlns:w14="http://schemas.microsoft.com/office/word/2010/wordml" xmlns:w15="http://schemas.microsoft.com/office/word/2012/wordml" xmlns:w16cex="http://schemas.microsoft.com/office/word/2018/wordml/cex" xmlns:w16cid="http://schemas.microsoft.com/office/word/2016/wordml/cid" xmlns:w16="http://schemas.microsoft.com/office/word/2018/wordml" xmlns:w16sdtdh="http://schemas.microsoft.com/office/word/2020/wordml/sdtdatahash" xmlns:w16sdtfl="http://schemas.microsoft.com/office/word/2024/wordml/sdtformatlock" xmlns:w16se="http://schemas.microsoft.com/office/word/2015/wordml/symex" xmlns:w16du="http://schemas.microsoft.com/office/word/2023/wordml/word16du" xmlns:wne="http://schemas.microsoft.com/office/word/2006/wordml" mc:Ignorable="w14 w15 w16se w16cid w16 w16cex w16sdtdh w16sdtfl w16du wp14">
   <w:p>
     <w:pPr>
       <w:pStyle w:val="Header"/>
@@ -4716,7 +4836,7 @@
 </file>
 
 <file path=word/numbering.xml><?xml version="1.0" encoding="utf-8"?>
-<w:numbering xmlns:wpc="http://schemas.microsoft.com/office/word/2010/wordprocessingCanvas" xmlns:cx="http://schemas.microsoft.com/office/drawing/2014/chartex" xmlns:cx1="http://schemas.microsoft.com/office/drawing/2015/9/8/chartex" xmlns:cx2="http://schemas.microsoft.com/office/drawing/2015/10/21/chartex" xmlns:cx3="http://schemas.microsoft.com/office/drawing/2016/5/9/chartex" xmlns:cx4="http://schemas.microsoft.com/office/drawing/2016/5/10/chartex" xmlns:cx5="http://schemas.microsoft.com/office/drawing/2016/5/11/chartex" xmlns:cx6="http://schemas.microsoft.com/office/drawing/2016/5/12/chartex" xmlns:cx7="http://schemas.microsoft.com/office/drawing/2016/5/13/chartex" xmlns:cx8="http://schemas.microsoft.com/office/drawing/2016/5/14/chartex" xmlns:mc="http://schemas.openxmlformats.org/markup-compatibility/2006" xmlns:aink="http://schemas.microsoft.com/office/drawing/2016/ink" xmlns:am3d="http://schemas.microsoft.com/office/drawing/2017/model3d" xmlns:o="urn:schemas-microsoft-com:office:office" xmlns:oel="http://schemas.microsoft.com/office/2019/extlst" xmlns:r="http://schemas.openxmlformats.org/officeDocument/2006/relationships" xmlns:m="http://schemas.openxmlformats.org/officeDocument/2006/math" xmlns:v="urn:schemas-microsoft-com:vml" xmlns:wp14="http://schemas.microsoft.com/office/word/2010/wordprocessingDrawing" xmlns:wp="http://schemas.openxmlformats.org/drawingml/2006/wordprocessingDrawing" xmlns:w10="urn:schemas-microsoft-com:office:word" xmlns:w="http://schemas.openxmlformats.org/wordprocessingml/2006/main" xmlns:w14="http://schemas.microsoft.com/office/word/2010/wordml" xmlns:w15="http://schemas.microsoft.com/office/word/2012/wordml" xmlns:w16cex="http://schemas.microsoft.com/office/word/2018/wordml/cex" xmlns:w16cid="http://schemas.microsoft.com/office/word/2016/wordml/cid" xmlns:w16="http://schemas.microsoft.com/office/word/2018/wordml" xmlns:w16du="http://schemas.microsoft.com/office/word/2023/wordml/word16du" xmlns:w16sdtdh="http://schemas.microsoft.com/office/word/2020/wordml/sdtdatahash" xmlns:w16sdtfl="http://schemas.microsoft.com/office/word/2024/wordml/sdtformatlock" xmlns:w16se="http://schemas.microsoft.com/office/word/2015/wordml/symex" xmlns:wpg="http://schemas.microsoft.com/office/word/2010/wordprocessingGroup" xmlns:wpi="http://schemas.microsoft.com/office/word/2010/wordprocessingInk" xmlns:wne="http://schemas.microsoft.com/office/word/2006/wordml" xmlns:wps="http://schemas.microsoft.com/office/word/2010/wordprocessingShape" mc:Ignorable="w14 w15 w16se w16cid w16 w16cex w16sdtdh w16sdtfl w16du wp14">
+<w:numbering xmlns:wpc="http://schemas.microsoft.com/office/word/2010/wordprocessingCanvas" xmlns:cx="http://schemas.microsoft.com/office/drawing/2014/chartex" xmlns:cx1="http://schemas.microsoft.com/office/drawing/2015/9/8/chartex" xmlns:cx2="http://schemas.microsoft.com/office/drawing/2015/10/21/chartex" xmlns:cx3="http://schemas.microsoft.com/office/drawing/2016/5/9/chartex" xmlns:cx4="http://schemas.microsoft.com/office/drawing/2016/5/10/chartex" xmlns:cx5="http://schemas.microsoft.com/office/drawing/2016/5/11/chartex" xmlns:cx6="http://schemas.microsoft.com/office/drawing/2016/5/12/chartex" xmlns:cx7="http://schemas.microsoft.com/office/drawing/2016/5/13/chartex" xmlns:cx8="http://schemas.microsoft.com/office/drawing/2016/5/14/chartex" xmlns:mc="http://schemas.openxmlformats.org/markup-compatibility/2006" xmlns:m="http://schemas.openxmlformats.org/officeDocument/2006/math" xmlns:aink="http://schemas.microsoft.com/office/drawing/2016/ink" xmlns:am3d="http://schemas.microsoft.com/office/drawing/2017/model3d" xmlns:oel="http://schemas.microsoft.com/office/2019/extlst" xmlns:r="http://schemas.openxmlformats.org/officeDocument/2006/relationships" xmlns:wp14="http://schemas.microsoft.com/office/word/2010/wordprocessingDrawing" xmlns:wp="http://schemas.openxmlformats.org/drawingml/2006/wordprocessingDrawing" xmlns:wpg="http://schemas.microsoft.com/office/word/2010/wordprocessingGroup" xmlns:wpi="http://schemas.microsoft.com/office/word/2010/wordprocessingInk" xmlns:wps="http://schemas.microsoft.com/office/word/2010/wordprocessingShape" xmlns:o="urn:schemas-microsoft-com:office:office" xmlns:v="urn:schemas-microsoft-com:vml" xmlns:w10="urn:schemas-microsoft-com:office:word" xmlns:w="http://schemas.openxmlformats.org/wordprocessingml/2006/main" xmlns:w14="http://schemas.microsoft.com/office/word/2010/wordml" xmlns:w15="http://schemas.microsoft.com/office/word/2012/wordml" xmlns:w16cex="http://schemas.microsoft.com/office/word/2018/wordml/cex" xmlns:w16cid="http://schemas.microsoft.com/office/word/2016/wordml/cid" xmlns:w16="http://schemas.microsoft.com/office/word/2018/wordml" xmlns:w16sdtdh="http://schemas.microsoft.com/office/word/2020/wordml/sdtdatahash" xmlns:w16sdtfl="http://schemas.microsoft.com/office/word/2024/wordml/sdtformatlock" xmlns:w16se="http://schemas.microsoft.com/office/word/2015/wordml/symex" xmlns:w16du="http://schemas.microsoft.com/office/word/2023/wordml/word16du" xmlns:wne="http://schemas.microsoft.com/office/word/2006/wordml" mc:Ignorable="w14 w15 w16se w16cid w16 w16cex w16sdtdh w16sdtfl w16du wp14">
   <w:abstractNum w:abstractNumId="0" w15:restartNumberingAfterBreak="0">
     <w:nsid w:val="453249A3"/>
     <w:multiLevelType w:val="hybridMultilevel"/>
@@ -4907,7 +5027,7 @@
 </file>
 
 <file path=word/styles.xml><?xml version="1.0" encoding="utf-8"?>
-<w:styles xmlns:mc="http://schemas.openxmlformats.org/markup-compatibility/2006" xmlns:r="http://schemas.openxmlformats.org/officeDocument/2006/relationships" xmlns:w="http://schemas.openxmlformats.org/wordprocessingml/2006/main" xmlns:w14="http://schemas.microsoft.com/office/word/2010/wordml" xmlns:w15="http://schemas.microsoft.com/office/word/2012/wordml" xmlns:w16cex="http://schemas.microsoft.com/office/word/2018/wordml/cex" xmlns:w16cid="http://schemas.microsoft.com/office/word/2016/wordml/cid" xmlns:w16="http://schemas.microsoft.com/office/word/2018/wordml" xmlns:w16du="http://schemas.microsoft.com/office/word/2023/wordml/word16du" xmlns:w16sdtdh="http://schemas.microsoft.com/office/word/2020/wordml/sdtdatahash" xmlns:w16sdtfl="http://schemas.microsoft.com/office/word/2024/wordml/sdtformatlock" xmlns:w16se="http://schemas.microsoft.com/office/word/2015/wordml/symex" mc:Ignorable="w14 w15 w16se w16cid w16 w16cex w16sdtdh w16sdtfl w16du">
+<w:styles xmlns:mc="http://schemas.openxmlformats.org/markup-compatibility/2006" xmlns:r="http://schemas.openxmlformats.org/officeDocument/2006/relationships" xmlns:w="http://schemas.openxmlformats.org/wordprocessingml/2006/main" xmlns:w14="http://schemas.microsoft.com/office/word/2010/wordml" xmlns:w15="http://schemas.microsoft.com/office/word/2012/wordml" xmlns:w16cex="http://schemas.microsoft.com/office/word/2018/wordml/cex" xmlns:w16cid="http://schemas.microsoft.com/office/word/2016/wordml/cid" xmlns:w16="http://schemas.microsoft.com/office/word/2018/wordml" xmlns:w16sdtdh="http://schemas.microsoft.com/office/word/2020/wordml/sdtdatahash" xmlns:w16sdtfl="http://schemas.microsoft.com/office/word/2024/wordml/sdtformatlock" xmlns:w16se="http://schemas.microsoft.com/office/word/2015/wordml/symex" xmlns:w16du="http://schemas.microsoft.com/office/word/2023/wordml/word16du" mc:Ignorable="w14 w15 w16se w16cid w16 w16cex w16sdtdh w16sdtfl w16du">
   <w:docDefaults>
     <w:rPrDefault>
       <w:rPr>

--- a/P6-6_DeclarationOfOriginality.docx
+++ b/P6-6_DeclarationOfOriginality.docx
@@ -1,6 +1,6 @@
 
 <file path=word/document.xml><?xml version="1.0" encoding="utf-8"?>
-<w:document xmlns:wpc="http://schemas.microsoft.com/office/word/2010/wordprocessingCanvas" xmlns:cx="http://schemas.microsoft.com/office/drawing/2014/chartex" xmlns:cx1="http://schemas.microsoft.com/office/drawing/2015/9/8/chartex" xmlns:cx2="http://schemas.microsoft.com/office/drawing/2015/10/21/chartex" xmlns:cx3="http://schemas.microsoft.com/office/drawing/2016/5/9/chartex" xmlns:cx4="http://schemas.microsoft.com/office/drawing/2016/5/10/chartex" xmlns:cx5="http://schemas.microsoft.com/office/drawing/2016/5/11/chartex" xmlns:cx6="http://schemas.microsoft.com/office/drawing/2016/5/12/chartex" xmlns:cx7="http://schemas.microsoft.com/office/drawing/2016/5/13/chartex" xmlns:cx8="http://schemas.microsoft.com/office/drawing/2016/5/14/chartex" xmlns:mc="http://schemas.openxmlformats.org/markup-compatibility/2006" xmlns:m="http://schemas.openxmlformats.org/officeDocument/2006/math" xmlns:aink="http://schemas.microsoft.com/office/drawing/2016/ink" xmlns:am3d="http://schemas.microsoft.com/office/drawing/2017/model3d" xmlns:oel="http://schemas.microsoft.com/office/2019/extlst" xmlns:r="http://schemas.openxmlformats.org/officeDocument/2006/relationships" xmlns:wp14="http://schemas.microsoft.com/office/word/2010/wordprocessingDrawing" xmlns:wp="http://schemas.openxmlformats.org/drawingml/2006/wordprocessingDrawing" xmlns:wpg="http://schemas.microsoft.com/office/word/2010/wordprocessingGroup" xmlns:wpi="http://schemas.microsoft.com/office/word/2010/wordprocessingInk" xmlns:wps="http://schemas.microsoft.com/office/word/2010/wordprocessingShape" xmlns:o="urn:schemas-microsoft-com:office:office" xmlns:v="urn:schemas-microsoft-com:vml" xmlns:w10="urn:schemas-microsoft-com:office:word" xmlns:w="http://schemas.openxmlformats.org/wordprocessingml/2006/main" xmlns:w14="http://schemas.microsoft.com/office/word/2010/wordml" xmlns:w15="http://schemas.microsoft.com/office/word/2012/wordml" xmlns:w16cex="http://schemas.microsoft.com/office/word/2018/wordml/cex" xmlns:w16cid="http://schemas.microsoft.com/office/word/2016/wordml/cid" xmlns:w16="http://schemas.microsoft.com/office/word/2018/wordml" xmlns:w16sdtdh="http://schemas.microsoft.com/office/word/2020/wordml/sdtdatahash" xmlns:w16sdtfl="http://schemas.microsoft.com/office/word/2024/wordml/sdtformatlock" xmlns:w16se="http://schemas.microsoft.com/office/word/2015/wordml/symex" xmlns:w16du="http://schemas.microsoft.com/office/word/2023/wordml/word16du" xmlns:wne="http://schemas.microsoft.com/office/word/2006/wordml" mc:Ignorable="w14 w15 w16se w16cid w16 w16cex w16sdtdh w16sdtfl w16du wp14">
+<w:document xmlns:wpc="http://schemas.microsoft.com/office/word/2010/wordprocessingCanvas" xmlns:cx="http://schemas.microsoft.com/office/drawing/2014/chartex" xmlns:cx1="http://schemas.microsoft.com/office/drawing/2015/9/8/chartex" xmlns:cx2="http://schemas.microsoft.com/office/drawing/2015/10/21/chartex" xmlns:cx3="http://schemas.microsoft.com/office/drawing/2016/5/9/chartex" xmlns:cx4="http://schemas.microsoft.com/office/drawing/2016/5/10/chartex" xmlns:cx5="http://schemas.microsoft.com/office/drawing/2016/5/11/chartex" xmlns:cx6="http://schemas.microsoft.com/office/drawing/2016/5/12/chartex" xmlns:cx7="http://schemas.microsoft.com/office/drawing/2016/5/13/chartex" xmlns:cx8="http://schemas.microsoft.com/office/drawing/2016/5/14/chartex" xmlns:mc="http://schemas.openxmlformats.org/markup-compatibility/2006" xmlns:aink="http://schemas.microsoft.com/office/drawing/2016/ink" xmlns:am3d="http://schemas.microsoft.com/office/drawing/2017/model3d" xmlns:o="urn:schemas-microsoft-com:office:office" xmlns:oel="http://schemas.microsoft.com/office/2019/extlst" xmlns:r="http://schemas.openxmlformats.org/officeDocument/2006/relationships" xmlns:m="http://schemas.openxmlformats.org/officeDocument/2006/math" xmlns:v="urn:schemas-microsoft-com:vml" xmlns:wp14="http://schemas.microsoft.com/office/word/2010/wordprocessingDrawing" xmlns:wp="http://schemas.openxmlformats.org/drawingml/2006/wordprocessingDrawing" xmlns:w10="urn:schemas-microsoft-com:office:word" xmlns:w="http://schemas.openxmlformats.org/wordprocessingml/2006/main" xmlns:w14="http://schemas.microsoft.com/office/word/2010/wordml" xmlns:w15="http://schemas.microsoft.com/office/word/2012/wordml" xmlns:w16cex="http://schemas.microsoft.com/office/word/2018/wordml/cex" xmlns:w16cid="http://schemas.microsoft.com/office/word/2016/wordml/cid" xmlns:w16="http://schemas.microsoft.com/office/word/2018/wordml" xmlns:w16du="http://schemas.microsoft.com/office/word/2023/wordml/word16du" xmlns:w16sdtdh="http://schemas.microsoft.com/office/word/2020/wordml/sdtdatahash" xmlns:w16sdtfl="http://schemas.microsoft.com/office/word/2024/wordml/sdtformatlock" xmlns:w16se="http://schemas.microsoft.com/office/word/2015/wordml/symex" xmlns:wpg="http://schemas.microsoft.com/office/word/2010/wordprocessingGroup" xmlns:wpi="http://schemas.microsoft.com/office/word/2010/wordprocessingInk" xmlns:wne="http://schemas.microsoft.com/office/word/2006/wordml" xmlns:wps="http://schemas.microsoft.com/office/word/2010/wordprocessingShape" mc:Ignorable="w14 w15 w16se w16cid w16 w16cex w16sdtdh w16sdtfl w16du wp14">
   <w:body>
     <w:p>
       <w:pPr>
@@ -398,6 +398,12 @@
         <w:rPr>
           <w:sz w:val="20"/>
         </w:rPr>
+        <w:t>2400815</w:t>
+      </w:r>
+      <w:r>
+        <w:rPr>
+          <w:sz w:val="20"/>
+        </w:rPr>
         <w:t>@sit.singaporetech.edu.sg</w:t>
       </w:r>
     </w:p>
@@ -435,6 +441,12 @@
         </w:rPr>
         <w:t xml:space="preserve"> </w:t>
       </w:r>
+      <w:r>
+        <w:rPr>
+          <w:sz w:val="20"/>
+        </w:rPr>
+        <w:t>2400815</w:t>
+      </w:r>
     </w:p>
     <w:p>
       <w:pPr>
@@ -976,6 +988,12 @@
         <w:rPr>
           <w:sz w:val="20"/>
         </w:rPr>
+        <w:t>2402963</w:t>
+      </w:r>
+      <w:r>
+        <w:rPr>
+          <w:sz w:val="20"/>
+        </w:rPr>
         <w:t>@sit.singaporetech.edu.sg</w:t>
       </w:r>
     </w:p>
@@ -1005,6 +1023,12 @@
         </w:rPr>
         <w:t xml:space="preserve"> </w:t>
       </w:r>
+      <w:r>
+        <w:rPr>
+          <w:sz w:val="20"/>
+        </w:rPr>
+        <w:t>2402963</w:t>
+      </w:r>
     </w:p>
     <w:p>
       <w:pPr>
@@ -1107,6 +1131,12 @@
         <w:rPr>
           <w:sz w:val="20"/>
         </w:rPr>
+        <w:t>2400617</w:t>
+      </w:r>
+      <w:r>
+        <w:rPr>
+          <w:sz w:val="20"/>
+        </w:rPr>
         <w:t>@sit.singaporetech.edu.sg</w:t>
       </w:r>
     </w:p>
@@ -1135,6 +1165,12 @@
           <w:sz w:val="20"/>
         </w:rPr>
         <w:t xml:space="preserve"> </w:t>
+      </w:r>
+      <w:r>
+        <w:rPr>
+          <w:sz w:val="20"/>
+        </w:rPr>
+        <w:t>2400617</w:t>
       </w:r>
     </w:p>
     <w:tbl>
@@ -1678,7 +1714,53 @@
         <w:rPr>
           <w:sz w:val="20"/>
         </w:rPr>
-        <w:t>...........................................................................</w:t>
+        <w:tab/>
+      </w:r>
+      <w:r>
+        <w:rPr>
+          <w:sz w:val="20"/>
+        </w:rPr>
+        <w:tab/>
+      </w:r>
+      <w:r>
+        <w:rPr>
+          <w:noProof/>
+        </w:rPr>
+        <w:drawing>
+          <wp:inline distT="0" distB="0" distL="0" distR="0" wp14:anchorId="4147D25C" wp14:editId="6C1041F0">
+            <wp:extent cx="2247900" cy="544075"/>
+            <wp:effectExtent l="0" t="0" r="0" b="8890"/>
+            <wp:docPr id="1351451772" name="Picture 1"/>
+            <wp:cNvGraphicFramePr>
+              <a:graphicFrameLocks xmlns:a="http://schemas.openxmlformats.org/drawingml/2006/main" noChangeAspect="1"/>
+            </wp:cNvGraphicFramePr>
+            <a:graphic xmlns:a="http://schemas.openxmlformats.org/drawingml/2006/main">
+              <a:graphicData uri="http://schemas.openxmlformats.org/drawingml/2006/picture">
+                <pic:pic xmlns:pic="http://schemas.openxmlformats.org/drawingml/2006/picture">
+                  <pic:nvPicPr>
+                    <pic:cNvPr id="1351451772" name=""/>
+                    <pic:cNvPicPr/>
+                  </pic:nvPicPr>
+                  <pic:blipFill>
+                    <a:blip r:embed="rId10"/>
+                    <a:stretch>
+                      <a:fillRect/>
+                    </a:stretch>
+                  </pic:blipFill>
+                  <pic:spPr>
+                    <a:xfrm>
+                      <a:off x="0" y="0"/>
+                      <a:ext cx="2283374" cy="552661"/>
+                    </a:xfrm>
+                    <a:prstGeom prst="rect">
+                      <a:avLst/>
+                    </a:prstGeom>
+                  </pic:spPr>
+                </pic:pic>
+              </a:graphicData>
+            </a:graphic>
+          </wp:inline>
+        </w:drawing>
       </w:r>
     </w:p>
     <w:p>
@@ -1879,7 +1961,7 @@
                     <pic:cNvPicPr/>
                   </pic:nvPicPr>
                   <pic:blipFill>
-                    <a:blip r:embed="rId10"/>
+                    <a:blip r:embed="rId11"/>
                     <a:stretch>
                       <a:fillRect/>
                     </a:stretch>
@@ -2016,7 +2098,7 @@
                     </pic:cNvPicPr>
                   </pic:nvPicPr>
                   <pic:blipFill>
-                    <a:blip r:embed="rId11" cstate="print">
+                    <a:blip r:embed="rId12" cstate="print">
                       <a:extLst>
                         <a:ext uri="{28A0092B-C50C-407E-A947-70E740481C1C}">
                           <a14:useLocalDpi xmlns:a14="http://schemas.microsoft.com/office/drawing/2010/main" val="0"/>
@@ -2129,7 +2211,59 @@
         <w:rPr>
           <w:sz w:val="20"/>
         </w:rPr>
-        <w:t>...........................................................................</w:t>
+        <w:t xml:space="preserve"> </w:t>
+      </w:r>
+      <w:r>
+        <w:rPr>
+          <w:sz w:val="20"/>
+        </w:rPr>
+        <w:tab/>
+      </w:r>
+      <w:r>
+        <w:rPr>
+          <w:sz w:val="20"/>
+        </w:rPr>
+        <w:tab/>
+      </w:r>
+      <w:r>
+        <w:rPr>
+          <w:noProof/>
+        </w:rPr>
+        <w:drawing>
+          <wp:inline distT="0" distB="0" distL="0" distR="0" wp14:anchorId="016AF510" wp14:editId="088B7444">
+            <wp:extent cx="776287" cy="485805"/>
+            <wp:effectExtent l="0" t="0" r="5080" b="0"/>
+            <wp:docPr id="1740374612" name="Picture 1"/>
+            <wp:cNvGraphicFramePr>
+              <a:graphicFrameLocks xmlns:a="http://schemas.openxmlformats.org/drawingml/2006/main" noChangeAspect="1"/>
+            </wp:cNvGraphicFramePr>
+            <a:graphic xmlns:a="http://schemas.openxmlformats.org/drawingml/2006/main">
+              <a:graphicData uri="http://schemas.openxmlformats.org/drawingml/2006/picture">
+                <pic:pic xmlns:pic="http://schemas.openxmlformats.org/drawingml/2006/picture">
+                  <pic:nvPicPr>
+                    <pic:cNvPr id="1740374612" name=""/>
+                    <pic:cNvPicPr/>
+                  </pic:nvPicPr>
+                  <pic:blipFill>
+                    <a:blip r:embed="rId13"/>
+                    <a:stretch>
+                      <a:fillRect/>
+                    </a:stretch>
+                  </pic:blipFill>
+                  <pic:spPr>
+                    <a:xfrm>
+                      <a:off x="0" y="0"/>
+                      <a:ext cx="782699" cy="489817"/>
+                    </a:xfrm>
+                    <a:prstGeom prst="rect">
+                      <a:avLst/>
+                    </a:prstGeom>
+                  </pic:spPr>
+                </pic:pic>
+              </a:graphicData>
+            </a:graphic>
+          </wp:inline>
+        </w:drawing>
       </w:r>
     </w:p>
     <w:p>
@@ -2199,9 +2333,59 @@
       </w:r>
       <w:r>
         <w:rPr>
-          <w:sz w:val="20"/>
-        </w:rPr>
-        <w:t>...........................................................................</w:t>
+          <w:b/>
+          <w:bCs/>
+          <w:sz w:val="20"/>
+        </w:rPr>
+        <w:tab/>
+      </w:r>
+      <w:r>
+        <w:rPr>
+          <w:b/>
+          <w:bCs/>
+          <w:sz w:val="20"/>
+        </w:rPr>
+        <w:tab/>
+      </w:r>
+      <w:r>
+        <w:rPr>
+          <w:sz w:val="20"/>
+        </w:rPr>
+        <w:drawing>
+          <wp:inline distT="0" distB="0" distL="0" distR="0" wp14:anchorId="31B42397" wp14:editId="55570416">
+            <wp:extent cx="911641" cy="466725"/>
+            <wp:effectExtent l="0" t="0" r="3175" b="0"/>
+            <wp:docPr id="1034901193" name="Picture 1"/>
+            <wp:cNvGraphicFramePr>
+              <a:graphicFrameLocks xmlns:a="http://schemas.openxmlformats.org/drawingml/2006/main" noChangeAspect="1"/>
+            </wp:cNvGraphicFramePr>
+            <a:graphic xmlns:a="http://schemas.openxmlformats.org/drawingml/2006/main">
+              <a:graphicData uri="http://schemas.openxmlformats.org/drawingml/2006/picture">
+                <pic:pic xmlns:pic="http://schemas.openxmlformats.org/drawingml/2006/picture">
+                  <pic:nvPicPr>
+                    <pic:cNvPr id="1034901193" name=""/>
+                    <pic:cNvPicPr/>
+                  </pic:nvPicPr>
+                  <pic:blipFill>
+                    <a:blip r:embed="rId14"/>
+                    <a:stretch>
+                      <a:fillRect/>
+                    </a:stretch>
+                  </pic:blipFill>
+                  <pic:spPr>
+                    <a:xfrm>
+                      <a:off x="0" y="0"/>
+                      <a:ext cx="914202" cy="468036"/>
+                    </a:xfrm>
+                    <a:prstGeom prst="rect">
+                      <a:avLst/>
+                    </a:prstGeom>
+                  </pic:spPr>
+                </pic:pic>
+              </a:graphicData>
+            </a:graphic>
+          </wp:inline>
+        </w:drawing>
       </w:r>
     </w:p>
     <w:p>
@@ -2214,18 +2398,12 @@
     <w:p/>
     <w:p/>
     <w:p/>
-    <w:p/>
-    <w:p/>
-    <w:p/>
-    <w:p/>
-    <w:p/>
-    <w:p/>
     <w:p>
       <w:pPr>
         <w:sectPr>
-          <w:headerReference w:type="even" r:id="rId12"/>
-          <w:headerReference w:type="default" r:id="rId13"/>
-          <w:headerReference w:type="first" r:id="rId14"/>
+          <w:headerReference w:type="even" r:id="rId15"/>
+          <w:headerReference w:type="default" r:id="rId16"/>
+          <w:headerReference w:type="first" r:id="rId17"/>
           <w:pgSz w:w="11906" w:h="16838"/>
           <w:pgMar w:top="353" w:right="0" w:bottom="2565" w:left="1420" w:header="720" w:footer="720" w:gutter="0"/>
           <w:cols w:space="720"/>
@@ -3830,7 +4008,59 @@
               <w:rPr>
                 <w:sz w:val="20"/>
               </w:rPr>
-              <w:t xml:space="preserve"> Name: ...............................................Sign &gt;........................................</w:t>
+              <w:t xml:space="preserve"> Name: </w:t>
+            </w:r>
+            <w:r>
+              <w:rPr>
+                <w:sz w:val="20"/>
+              </w:rPr>
+              <w:t>Kok Yu Xuan Jerry Sign</w:t>
+            </w:r>
+            <w:r>
+              <w:rPr>
+                <w:noProof/>
+              </w:rPr>
+              <w:t xml:space="preserve"> &gt;</w:t>
+            </w:r>
+            <w:r>
+              <w:rPr>
+                <w:noProof/>
+              </w:rPr>
+              <w:drawing>
+                <wp:inline distT="0" distB="0" distL="0" distR="0" wp14:anchorId="77285D23" wp14:editId="1843ADE1">
+                  <wp:extent cx="1519237" cy="367615"/>
+                  <wp:effectExtent l="0" t="0" r="5080" b="0"/>
+                  <wp:docPr id="484201546" name="Picture 1"/>
+                  <wp:cNvGraphicFramePr>
+                    <a:graphicFrameLocks xmlns:a="http://schemas.openxmlformats.org/drawingml/2006/main" noChangeAspect="1"/>
+                  </wp:cNvGraphicFramePr>
+                  <a:graphic xmlns:a="http://schemas.openxmlformats.org/drawingml/2006/main">
+                    <a:graphicData uri="http://schemas.openxmlformats.org/drawingml/2006/picture">
+                      <pic:pic xmlns:pic="http://schemas.openxmlformats.org/drawingml/2006/picture">
+                        <pic:nvPicPr>
+                          <pic:cNvPr id="484201546" name=""/>
+                          <pic:cNvPicPr/>
+                        </pic:nvPicPr>
+                        <pic:blipFill>
+                          <a:blip r:embed="rId10"/>
+                          <a:stretch>
+                            <a:fillRect/>
+                          </a:stretch>
+                        </pic:blipFill>
+                        <pic:spPr>
+                          <a:xfrm>
+                            <a:off x="0" y="0"/>
+                            <a:ext cx="1566019" cy="378935"/>
+                          </a:xfrm>
+                          <a:prstGeom prst="rect">
+                            <a:avLst/>
+                          </a:prstGeom>
+                        </pic:spPr>
+                      </pic:pic>
+                    </a:graphicData>
+                  </a:graphic>
+                </wp:inline>
+              </w:drawing>
             </w:r>
             <w:r>
               <w:rPr>
@@ -3881,19 +4111,13 @@
               <w:rPr>
                 <w:sz w:val="20"/>
               </w:rPr>
-              <w:t xml:space="preserve">Tan Tze Han </w:t>
-            </w:r>
-            <w:r>
-              <w:rPr>
-                <w:sz w:val="20"/>
-              </w:rPr>
-              <w:t>Sign &gt;</w:t>
-            </w:r>
-            <w:r>
-              <w:rPr>
-                <w:sz w:val="20"/>
-              </w:rPr>
-              <w:t xml:space="preserve"> </w:t>
+              <w:t>Tan Tze Han</w:t>
+            </w:r>
+            <w:r>
+              <w:rPr>
+                <w:sz w:val="20"/>
+              </w:rPr>
+              <w:t xml:space="preserve"> Sign &gt; </w:t>
             </w:r>
             <w:r>
               <w:rPr>
@@ -3901,7 +4125,7 @@
                 <w:noProof/>
               </w:rPr>
               <w:drawing>
-                <wp:inline distT="0" distB="0" distL="0" distR="0" wp14:anchorId="57B1B803" wp14:editId="6AF475FA">
+                <wp:inline distT="0" distB="0" distL="0" distR="0" wp14:anchorId="57B1B803" wp14:editId="7B8D2108">
                   <wp:extent cx="517585" cy="441388"/>
                   <wp:effectExtent l="0" t="0" r="3175" b="3175"/>
                   <wp:docPr id="518860149" name="Picture 6"/>
@@ -3918,7 +4142,7 @@
                           </pic:cNvPicPr>
                         </pic:nvPicPr>
                         <pic:blipFill>
-                          <a:blip r:embed="rId15" cstate="print">
+                          <a:blip r:embed="rId18" cstate="print">
                             <a:extLst>
                               <a:ext uri="{28A0092B-C50C-407E-A947-70E740481C1C}">
                                 <a14:useLocalDpi xmlns:a14="http://schemas.microsoft.com/office/drawing/2010/main" val="0"/>
@@ -4015,7 +4239,59 @@
               <w:rPr>
                 <w:sz w:val="20"/>
               </w:rPr>
-              <w:t xml:space="preserve"> Name: ...............................................Sign &gt;.................................</w:t>
+              <w:t xml:space="preserve"> Name: </w:t>
+            </w:r>
+            <w:r>
+              <w:rPr>
+                <w:sz w:val="20"/>
+              </w:rPr>
+              <w:t xml:space="preserve">Tay Yu Xuan Jolene Sign &gt;  </w:t>
+            </w:r>
+            <w:r>
+              <w:rPr>
+                <w:noProof/>
+              </w:rPr>
+              <w:drawing>
+                <wp:inline distT="0" distB="0" distL="0" distR="0" wp14:anchorId="050E64AA" wp14:editId="1DDB9565">
+                  <wp:extent cx="766763" cy="479845"/>
+                  <wp:effectExtent l="0" t="0" r="0" b="0"/>
+                  <wp:docPr id="614287901" name="Picture 1"/>
+                  <wp:cNvGraphicFramePr>
+                    <a:graphicFrameLocks xmlns:a="http://schemas.openxmlformats.org/drawingml/2006/main" noChangeAspect="1"/>
+                  </wp:cNvGraphicFramePr>
+                  <a:graphic xmlns:a="http://schemas.openxmlformats.org/drawingml/2006/main">
+                    <a:graphicData uri="http://schemas.openxmlformats.org/drawingml/2006/picture">
+                      <pic:pic xmlns:pic="http://schemas.openxmlformats.org/drawingml/2006/picture">
+                        <pic:nvPicPr>
+                          <pic:cNvPr id="614287901" name=""/>
+                          <pic:cNvPicPr/>
+                        </pic:nvPicPr>
+                        <pic:blipFill>
+                          <a:blip r:embed="rId13"/>
+                          <a:stretch>
+                            <a:fillRect/>
+                          </a:stretch>
+                        </pic:blipFill>
+                        <pic:spPr>
+                          <a:xfrm>
+                            <a:off x="0" y="0"/>
+                            <a:ext cx="780952" cy="488725"/>
+                          </a:xfrm>
+                          <a:prstGeom prst="rect">
+                            <a:avLst/>
+                          </a:prstGeom>
+                        </pic:spPr>
+                      </pic:pic>
+                    </a:graphicData>
+                  </a:graphic>
+                </wp:inline>
+              </w:drawing>
+            </w:r>
+            <w:r>
+              <w:rPr>
+                <w:sz w:val="20"/>
+              </w:rPr>
+              <w:t xml:space="preserve"> </w:t>
             </w:r>
           </w:p>
         </w:tc>
@@ -4075,7 +4351,7 @@
               <w:rPr>
                 <w:sz w:val="20"/>
               </w:rPr>
-              <w:t xml:space="preserve">              </w:t>
+              <w:t xml:space="preserve"> &gt;</w:t>
             </w:r>
             <w:r>
               <w:rPr>
@@ -4103,7 +4379,7 @@
                           <pic:cNvPicPr/>
                         </pic:nvPicPr>
                         <pic:blipFill>
-                          <a:blip r:embed="rId10"/>
+                          <a:blip r:embed="rId11"/>
                           <a:stretch>
                             <a:fillRect/>
                           </a:stretch>
@@ -4148,6 +4424,7 @@
               <w:rPr>
                 <w:sz w:val="20"/>
               </w:rPr>
+              <w:lastRenderedPageBreak/>
               <w:t xml:space="preserve">Member </w:t>
             </w:r>
             <w:r>
@@ -4160,7 +4437,53 @@
               <w:rPr>
                 <w:sz w:val="20"/>
               </w:rPr>
-              <w:t xml:space="preserve"> Name: ...............................................Sign &gt;.................................</w:t>
+              <w:t xml:space="preserve"> Name: </w:t>
+            </w:r>
+            <w:r>
+              <w:rPr>
+                <w:sz w:val="20"/>
+              </w:rPr>
+              <w:t xml:space="preserve">Thian Yu Xuan Raynard Sign &gt;  </w:t>
+            </w:r>
+            <w:r>
+              <w:rPr>
+                <w:sz w:val="20"/>
+              </w:rPr>
+              <w:drawing>
+                <wp:inline distT="0" distB="0" distL="0" distR="0" wp14:anchorId="60A1A441" wp14:editId="166BFB46">
+                  <wp:extent cx="1128713" cy="577857"/>
+                  <wp:effectExtent l="0" t="0" r="0" b="0"/>
+                  <wp:docPr id="1356535276" name="Picture 1"/>
+                  <wp:cNvGraphicFramePr>
+                    <a:graphicFrameLocks xmlns:a="http://schemas.openxmlformats.org/drawingml/2006/main" noChangeAspect="1"/>
+                  </wp:cNvGraphicFramePr>
+                  <a:graphic xmlns:a="http://schemas.openxmlformats.org/drawingml/2006/main">
+                    <a:graphicData uri="http://schemas.openxmlformats.org/drawingml/2006/picture">
+                      <pic:pic xmlns:pic="http://schemas.openxmlformats.org/drawingml/2006/picture">
+                        <pic:nvPicPr>
+                          <pic:cNvPr id="1356535276" name=""/>
+                          <pic:cNvPicPr/>
+                        </pic:nvPicPr>
+                        <pic:blipFill>
+                          <a:blip r:embed="rId14"/>
+                          <a:stretch>
+                            <a:fillRect/>
+                          </a:stretch>
+                        </pic:blipFill>
+                        <pic:spPr>
+                          <a:xfrm>
+                            <a:off x="0" y="0"/>
+                            <a:ext cx="1137094" cy="582148"/>
+                          </a:xfrm>
+                          <a:prstGeom prst="rect">
+                            <a:avLst/>
+                          </a:prstGeom>
+                        </pic:spPr>
+                      </pic:pic>
+                    </a:graphicData>
+                  </a:graphic>
+                </wp:inline>
+              </w:drawing>
             </w:r>
           </w:p>
         </w:tc>
@@ -4432,7 +4755,7 @@
 </file>
 
 <file path=word/endnotes.xml><?xml version="1.0" encoding="utf-8"?>
-<w:endnotes xmlns:wpc="http://schemas.microsoft.com/office/word/2010/wordprocessingCanvas" xmlns:cx="http://schemas.microsoft.com/office/drawing/2014/chartex" xmlns:cx1="http://schemas.microsoft.com/office/drawing/2015/9/8/chartex" xmlns:cx2="http://schemas.microsoft.com/office/drawing/2015/10/21/chartex" xmlns:cx3="http://schemas.microsoft.com/office/drawing/2016/5/9/chartex" xmlns:cx4="http://schemas.microsoft.com/office/drawing/2016/5/10/chartex" xmlns:cx5="http://schemas.microsoft.com/office/drawing/2016/5/11/chartex" xmlns:cx6="http://schemas.microsoft.com/office/drawing/2016/5/12/chartex" xmlns:cx7="http://schemas.microsoft.com/office/drawing/2016/5/13/chartex" xmlns:cx8="http://schemas.microsoft.com/office/drawing/2016/5/14/chartex" xmlns:mc="http://schemas.openxmlformats.org/markup-compatibility/2006" xmlns:m="http://schemas.openxmlformats.org/officeDocument/2006/math" xmlns:aink="http://schemas.microsoft.com/office/drawing/2016/ink" xmlns:am3d="http://schemas.microsoft.com/office/drawing/2017/model3d" xmlns:oel="http://schemas.microsoft.com/office/2019/extlst" xmlns:r="http://schemas.openxmlformats.org/officeDocument/2006/relationships" xmlns:wp14="http://schemas.microsoft.com/office/word/2010/wordprocessingDrawing" xmlns:wp="http://schemas.openxmlformats.org/drawingml/2006/wordprocessingDrawing" xmlns:wpg="http://schemas.microsoft.com/office/word/2010/wordprocessingGroup" xmlns:wpi="http://schemas.microsoft.com/office/word/2010/wordprocessingInk" xmlns:wps="http://schemas.microsoft.com/office/word/2010/wordprocessingShape" xmlns:o="urn:schemas-microsoft-com:office:office" xmlns:v="urn:schemas-microsoft-com:vml" xmlns:w10="urn:schemas-microsoft-com:office:word" xmlns:w="http://schemas.openxmlformats.org/wordprocessingml/2006/main" xmlns:w14="http://schemas.microsoft.com/office/word/2010/wordml" xmlns:w15="http://schemas.microsoft.com/office/word/2012/wordml" xmlns:w16cex="http://schemas.microsoft.com/office/word/2018/wordml/cex" xmlns:w16cid="http://schemas.microsoft.com/office/word/2016/wordml/cid" xmlns:w16="http://schemas.microsoft.com/office/word/2018/wordml" xmlns:w16sdtdh="http://schemas.microsoft.com/office/word/2020/wordml/sdtdatahash" xmlns:w16sdtfl="http://schemas.microsoft.com/office/word/2024/wordml/sdtformatlock" xmlns:w16se="http://schemas.microsoft.com/office/word/2015/wordml/symex" xmlns:w16du="http://schemas.microsoft.com/office/word/2023/wordml/word16du" xmlns:wne="http://schemas.microsoft.com/office/word/2006/wordml" mc:Ignorable="w14 w15 w16se w16cid w16 w16cex w16sdtdh w16sdtfl w16du wp14">
+<w:endnotes xmlns:wpc="http://schemas.microsoft.com/office/word/2010/wordprocessingCanvas" xmlns:cx="http://schemas.microsoft.com/office/drawing/2014/chartex" xmlns:cx1="http://schemas.microsoft.com/office/drawing/2015/9/8/chartex" xmlns:cx2="http://schemas.microsoft.com/office/drawing/2015/10/21/chartex" xmlns:cx3="http://schemas.microsoft.com/office/drawing/2016/5/9/chartex" xmlns:cx4="http://schemas.microsoft.com/office/drawing/2016/5/10/chartex" xmlns:cx5="http://schemas.microsoft.com/office/drawing/2016/5/11/chartex" xmlns:cx6="http://schemas.microsoft.com/office/drawing/2016/5/12/chartex" xmlns:cx7="http://schemas.microsoft.com/office/drawing/2016/5/13/chartex" xmlns:cx8="http://schemas.microsoft.com/office/drawing/2016/5/14/chartex" xmlns:mc="http://schemas.openxmlformats.org/markup-compatibility/2006" xmlns:aink="http://schemas.microsoft.com/office/drawing/2016/ink" xmlns:am3d="http://schemas.microsoft.com/office/drawing/2017/model3d" xmlns:o="urn:schemas-microsoft-com:office:office" xmlns:oel="http://schemas.microsoft.com/office/2019/extlst" xmlns:r="http://schemas.openxmlformats.org/officeDocument/2006/relationships" xmlns:m="http://schemas.openxmlformats.org/officeDocument/2006/math" xmlns:v="urn:schemas-microsoft-com:vml" xmlns:wp14="http://schemas.microsoft.com/office/word/2010/wordprocessingDrawing" xmlns:wp="http://schemas.openxmlformats.org/drawingml/2006/wordprocessingDrawing" xmlns:w10="urn:schemas-microsoft-com:office:word" xmlns:w="http://schemas.openxmlformats.org/wordprocessingml/2006/main" xmlns:w14="http://schemas.microsoft.com/office/word/2010/wordml" xmlns:w15="http://schemas.microsoft.com/office/word/2012/wordml" xmlns:w16cex="http://schemas.microsoft.com/office/word/2018/wordml/cex" xmlns:w16cid="http://schemas.microsoft.com/office/word/2016/wordml/cid" xmlns:w16="http://schemas.microsoft.com/office/word/2018/wordml" xmlns:w16du="http://schemas.microsoft.com/office/word/2023/wordml/word16du" xmlns:w16sdtdh="http://schemas.microsoft.com/office/word/2020/wordml/sdtdatahash" xmlns:w16sdtfl="http://schemas.microsoft.com/office/word/2024/wordml/sdtformatlock" xmlns:w16se="http://schemas.microsoft.com/office/word/2015/wordml/symex" xmlns:wpg="http://schemas.microsoft.com/office/word/2010/wordprocessingGroup" xmlns:wpi="http://schemas.microsoft.com/office/word/2010/wordprocessingInk" xmlns:wne="http://schemas.microsoft.com/office/word/2006/wordml" xmlns:wps="http://schemas.microsoft.com/office/word/2010/wordprocessingShape" mc:Ignorable="w14 w15 w16se w16cid w16 w16cex w16sdtdh w16sdtfl w16du wp14">
   <w:endnote w:type="separator" w:id="-1">
     <w:p>
       <w:pPr>
@@ -4457,7 +4780,7 @@
 </file>
 
 <file path=word/footnotes.xml><?xml version="1.0" encoding="utf-8"?>
-<w:footnotes xmlns:wpc="http://schemas.microsoft.com/office/word/2010/wordprocessingCanvas" xmlns:cx="http://schemas.microsoft.com/office/drawing/2014/chartex" xmlns:cx1="http://schemas.microsoft.com/office/drawing/2015/9/8/chartex" xmlns:cx2="http://schemas.microsoft.com/office/drawing/2015/10/21/chartex" xmlns:cx3="http://schemas.microsoft.com/office/drawing/2016/5/9/chartex" xmlns:cx4="http://schemas.microsoft.com/office/drawing/2016/5/10/chartex" xmlns:cx5="http://schemas.microsoft.com/office/drawing/2016/5/11/chartex" xmlns:cx6="http://schemas.microsoft.com/office/drawing/2016/5/12/chartex" xmlns:cx7="http://schemas.microsoft.com/office/drawing/2016/5/13/chartex" xmlns:cx8="http://schemas.microsoft.com/office/drawing/2016/5/14/chartex" xmlns:mc="http://schemas.openxmlformats.org/markup-compatibility/2006" xmlns:m="http://schemas.openxmlformats.org/officeDocument/2006/math" xmlns:aink="http://schemas.microsoft.com/office/drawing/2016/ink" xmlns:am3d="http://schemas.microsoft.com/office/drawing/2017/model3d" xmlns:oel="http://schemas.microsoft.com/office/2019/extlst" xmlns:r="http://schemas.openxmlformats.org/officeDocument/2006/relationships" xmlns:wp14="http://schemas.microsoft.com/office/word/2010/wordprocessingDrawing" xmlns:wp="http://schemas.openxmlformats.org/drawingml/2006/wordprocessingDrawing" xmlns:wpg="http://schemas.microsoft.com/office/word/2010/wordprocessingGroup" xmlns:wpi="http://schemas.microsoft.com/office/word/2010/wordprocessingInk" xmlns:wps="http://schemas.microsoft.com/office/word/2010/wordprocessingShape" xmlns:o="urn:schemas-microsoft-com:office:office" xmlns:v="urn:schemas-microsoft-com:vml" xmlns:w10="urn:schemas-microsoft-com:office:word" xmlns:w="http://schemas.openxmlformats.org/wordprocessingml/2006/main" xmlns:w14="http://schemas.microsoft.com/office/word/2010/wordml" xmlns:w15="http://schemas.microsoft.com/office/word/2012/wordml" xmlns:w16cex="http://schemas.microsoft.com/office/word/2018/wordml/cex" xmlns:w16cid="http://schemas.microsoft.com/office/word/2016/wordml/cid" xmlns:w16="http://schemas.microsoft.com/office/word/2018/wordml" xmlns:w16sdtdh="http://schemas.microsoft.com/office/word/2020/wordml/sdtdatahash" xmlns:w16sdtfl="http://schemas.microsoft.com/office/word/2024/wordml/sdtformatlock" xmlns:w16se="http://schemas.microsoft.com/office/word/2015/wordml/symex" xmlns:w16du="http://schemas.microsoft.com/office/word/2023/wordml/word16du" xmlns:wne="http://schemas.microsoft.com/office/word/2006/wordml" mc:Ignorable="w14 w15 w16se w16cid w16 w16cex w16sdtdh w16sdtfl w16du wp14">
+<w:footnotes xmlns:wpc="http://schemas.microsoft.com/office/word/2010/wordprocessingCanvas" xmlns:cx="http://schemas.microsoft.com/office/drawing/2014/chartex" xmlns:cx1="http://schemas.microsoft.com/office/drawing/2015/9/8/chartex" xmlns:cx2="http://schemas.microsoft.com/office/drawing/2015/10/21/chartex" xmlns:cx3="http://schemas.microsoft.com/office/drawing/2016/5/9/chartex" xmlns:cx4="http://schemas.microsoft.com/office/drawing/2016/5/10/chartex" xmlns:cx5="http://schemas.microsoft.com/office/drawing/2016/5/11/chartex" xmlns:cx6="http://schemas.microsoft.com/office/drawing/2016/5/12/chartex" xmlns:cx7="http://schemas.microsoft.com/office/drawing/2016/5/13/chartex" xmlns:cx8="http://schemas.microsoft.com/office/drawing/2016/5/14/chartex" xmlns:mc="http://schemas.openxmlformats.org/markup-compatibility/2006" xmlns:aink="http://schemas.microsoft.com/office/drawing/2016/ink" xmlns:am3d="http://schemas.microsoft.com/office/drawing/2017/model3d" xmlns:o="urn:schemas-microsoft-com:office:office" xmlns:oel="http://schemas.microsoft.com/office/2019/extlst" xmlns:r="http://schemas.openxmlformats.org/officeDocument/2006/relationships" xmlns:m="http://schemas.openxmlformats.org/officeDocument/2006/math" xmlns:v="urn:schemas-microsoft-com:vml" xmlns:wp14="http://schemas.microsoft.com/office/word/2010/wordprocessingDrawing" xmlns:wp="http://schemas.openxmlformats.org/drawingml/2006/wordprocessingDrawing" xmlns:w10="urn:schemas-microsoft-com:office:word" xmlns:w="http://schemas.openxmlformats.org/wordprocessingml/2006/main" xmlns:w14="http://schemas.microsoft.com/office/word/2010/wordml" xmlns:w15="http://schemas.microsoft.com/office/word/2012/wordml" xmlns:w16cex="http://schemas.microsoft.com/office/word/2018/wordml/cex" xmlns:w16cid="http://schemas.microsoft.com/office/word/2016/wordml/cid" xmlns:w16="http://schemas.microsoft.com/office/word/2018/wordml" xmlns:w16du="http://schemas.microsoft.com/office/word/2023/wordml/word16du" xmlns:w16sdtdh="http://schemas.microsoft.com/office/word/2020/wordml/sdtdatahash" xmlns:w16sdtfl="http://schemas.microsoft.com/office/word/2024/wordml/sdtformatlock" xmlns:w16se="http://schemas.microsoft.com/office/word/2015/wordml/symex" xmlns:wpg="http://schemas.microsoft.com/office/word/2010/wordprocessingGroup" xmlns:wpi="http://schemas.microsoft.com/office/word/2010/wordprocessingInk" xmlns:wne="http://schemas.microsoft.com/office/word/2006/wordml" xmlns:wps="http://schemas.microsoft.com/office/word/2010/wordprocessingShape" mc:Ignorable="w14 w15 w16se w16cid w16 w16cex w16sdtdh w16sdtfl w16du wp14">
   <w:footnote w:type="separator" w:id="-1">
     <w:p>
       <w:pPr>
@@ -4482,7 +4805,7 @@
 </file>
 
 <file path=word/header1.xml><?xml version="1.0" encoding="utf-8"?>
-<w:hdr xmlns:wpc="http://schemas.microsoft.com/office/word/2010/wordprocessingCanvas" xmlns:cx="http://schemas.microsoft.com/office/drawing/2014/chartex" xmlns:cx1="http://schemas.microsoft.com/office/drawing/2015/9/8/chartex" xmlns:cx2="http://schemas.microsoft.com/office/drawing/2015/10/21/chartex" xmlns:cx3="http://schemas.microsoft.com/office/drawing/2016/5/9/chartex" xmlns:cx4="http://schemas.microsoft.com/office/drawing/2016/5/10/chartex" xmlns:cx5="http://schemas.microsoft.com/office/drawing/2016/5/11/chartex" xmlns:cx6="http://schemas.microsoft.com/office/drawing/2016/5/12/chartex" xmlns:cx7="http://schemas.microsoft.com/office/drawing/2016/5/13/chartex" xmlns:cx8="http://schemas.microsoft.com/office/drawing/2016/5/14/chartex" xmlns:mc="http://schemas.openxmlformats.org/markup-compatibility/2006" xmlns:m="http://schemas.openxmlformats.org/officeDocument/2006/math" xmlns:aink="http://schemas.microsoft.com/office/drawing/2016/ink" xmlns:am3d="http://schemas.microsoft.com/office/drawing/2017/model3d" xmlns:oel="http://schemas.microsoft.com/office/2019/extlst" xmlns:r="http://schemas.openxmlformats.org/officeDocument/2006/relationships" xmlns:wp14="http://schemas.microsoft.com/office/word/2010/wordprocessingDrawing" xmlns:wp="http://schemas.openxmlformats.org/drawingml/2006/wordprocessingDrawing" xmlns:wpg="http://schemas.microsoft.com/office/word/2010/wordprocessingGroup" xmlns:wpi="http://schemas.microsoft.com/office/word/2010/wordprocessingInk" xmlns:wps="http://schemas.microsoft.com/office/word/2010/wordprocessingShape" xmlns:o="urn:schemas-microsoft-com:office:office" xmlns:v="urn:schemas-microsoft-com:vml" xmlns:w10="urn:schemas-microsoft-com:office:word" xmlns:w="http://schemas.openxmlformats.org/wordprocessingml/2006/main" xmlns:w14="http://schemas.microsoft.com/office/word/2010/wordml" xmlns:w15="http://schemas.microsoft.com/office/word/2012/wordml" xmlns:w16cex="http://schemas.microsoft.com/office/word/2018/wordml/cex" xmlns:w16cid="http://schemas.microsoft.com/office/word/2016/wordml/cid" xmlns:w16="http://schemas.microsoft.com/office/word/2018/wordml" xmlns:w16sdtdh="http://schemas.microsoft.com/office/word/2020/wordml/sdtdatahash" xmlns:w16sdtfl="http://schemas.microsoft.com/office/word/2024/wordml/sdtformatlock" xmlns:w16se="http://schemas.microsoft.com/office/word/2015/wordml/symex" xmlns:w16du="http://schemas.microsoft.com/office/word/2023/wordml/word16du" xmlns:wne="http://schemas.microsoft.com/office/word/2006/wordml" mc:Ignorable="w14 w15 w16se w16cid w16 w16cex w16sdtdh w16sdtfl w16du wp14">
+<w:hdr xmlns:wpc="http://schemas.microsoft.com/office/word/2010/wordprocessingCanvas" xmlns:cx="http://schemas.microsoft.com/office/drawing/2014/chartex" xmlns:cx1="http://schemas.microsoft.com/office/drawing/2015/9/8/chartex" xmlns:cx2="http://schemas.microsoft.com/office/drawing/2015/10/21/chartex" xmlns:cx3="http://schemas.microsoft.com/office/drawing/2016/5/9/chartex" xmlns:cx4="http://schemas.microsoft.com/office/drawing/2016/5/10/chartex" xmlns:cx5="http://schemas.microsoft.com/office/drawing/2016/5/11/chartex" xmlns:cx6="http://schemas.microsoft.com/office/drawing/2016/5/12/chartex" xmlns:cx7="http://schemas.microsoft.com/office/drawing/2016/5/13/chartex" xmlns:cx8="http://schemas.microsoft.com/office/drawing/2016/5/14/chartex" xmlns:mc="http://schemas.openxmlformats.org/markup-compatibility/2006" xmlns:aink="http://schemas.microsoft.com/office/drawing/2016/ink" xmlns:am3d="http://schemas.microsoft.com/office/drawing/2017/model3d" xmlns:o="urn:schemas-microsoft-com:office:office" xmlns:oel="http://schemas.microsoft.com/office/2019/extlst" xmlns:r="http://schemas.openxmlformats.org/officeDocument/2006/relationships" xmlns:m="http://schemas.openxmlformats.org/officeDocument/2006/math" xmlns:v="urn:schemas-microsoft-com:vml" xmlns:wp14="http://schemas.microsoft.com/office/word/2010/wordprocessingDrawing" xmlns:wp="http://schemas.openxmlformats.org/drawingml/2006/wordprocessingDrawing" xmlns:w10="urn:schemas-microsoft-com:office:word" xmlns:w="http://schemas.openxmlformats.org/wordprocessingml/2006/main" xmlns:w14="http://schemas.microsoft.com/office/word/2010/wordml" xmlns:w15="http://schemas.microsoft.com/office/word/2012/wordml" xmlns:w16cex="http://schemas.microsoft.com/office/word/2018/wordml/cex" xmlns:w16cid="http://schemas.microsoft.com/office/word/2016/wordml/cid" xmlns:w16="http://schemas.microsoft.com/office/word/2018/wordml" xmlns:w16du="http://schemas.microsoft.com/office/word/2023/wordml/word16du" xmlns:w16sdtdh="http://schemas.microsoft.com/office/word/2020/wordml/sdtdatahash" xmlns:w16sdtfl="http://schemas.microsoft.com/office/word/2024/wordml/sdtformatlock" xmlns:w16se="http://schemas.microsoft.com/office/word/2015/wordml/symex" xmlns:wpg="http://schemas.microsoft.com/office/word/2010/wordprocessingGroup" xmlns:wpi="http://schemas.microsoft.com/office/word/2010/wordprocessingInk" xmlns:wne="http://schemas.microsoft.com/office/word/2006/wordml" xmlns:wps="http://schemas.microsoft.com/office/word/2010/wordprocessingShape" mc:Ignorable="w14 w15 w16se w16cid w16 w16cex w16sdtdh w16sdtfl w16du wp14">
   <w:p>
     <w:pPr>
       <w:pStyle w:val="Header"/>
@@ -4600,7 +4923,7 @@
 </file>
 
 <file path=word/header2.xml><?xml version="1.0" encoding="utf-8"?>
-<w:hdr xmlns:wpc="http://schemas.microsoft.com/office/word/2010/wordprocessingCanvas" xmlns:cx="http://schemas.microsoft.com/office/drawing/2014/chartex" xmlns:cx1="http://schemas.microsoft.com/office/drawing/2015/9/8/chartex" xmlns:cx2="http://schemas.microsoft.com/office/drawing/2015/10/21/chartex" xmlns:cx3="http://schemas.microsoft.com/office/drawing/2016/5/9/chartex" xmlns:cx4="http://schemas.microsoft.com/office/drawing/2016/5/10/chartex" xmlns:cx5="http://schemas.microsoft.com/office/drawing/2016/5/11/chartex" xmlns:cx6="http://schemas.microsoft.com/office/drawing/2016/5/12/chartex" xmlns:cx7="http://schemas.microsoft.com/office/drawing/2016/5/13/chartex" xmlns:cx8="http://schemas.microsoft.com/office/drawing/2016/5/14/chartex" xmlns:mc="http://schemas.openxmlformats.org/markup-compatibility/2006" xmlns:m="http://schemas.openxmlformats.org/officeDocument/2006/math" xmlns:aink="http://schemas.microsoft.com/office/drawing/2016/ink" xmlns:am3d="http://schemas.microsoft.com/office/drawing/2017/model3d" xmlns:oel="http://schemas.microsoft.com/office/2019/extlst" xmlns:r="http://schemas.openxmlformats.org/officeDocument/2006/relationships" xmlns:wp14="http://schemas.microsoft.com/office/word/2010/wordprocessingDrawing" xmlns:wp="http://schemas.openxmlformats.org/drawingml/2006/wordprocessingDrawing" xmlns:wpg="http://schemas.microsoft.com/office/word/2010/wordprocessingGroup" xmlns:wpi="http://schemas.microsoft.com/office/word/2010/wordprocessingInk" xmlns:wps="http://schemas.microsoft.com/office/word/2010/wordprocessingShape" xmlns:o="urn:schemas-microsoft-com:office:office" xmlns:v="urn:schemas-microsoft-com:vml" xmlns:w10="urn:schemas-microsoft-com:office:word" xmlns:w="http://schemas.openxmlformats.org/wordprocessingml/2006/main" xmlns:w14="http://schemas.microsoft.com/office/word/2010/wordml" xmlns:w15="http://schemas.microsoft.com/office/word/2012/wordml" xmlns:w16cex="http://schemas.microsoft.com/office/word/2018/wordml/cex" xmlns:w16cid="http://schemas.microsoft.com/office/word/2016/wordml/cid" xmlns:w16="http://schemas.microsoft.com/office/word/2018/wordml" xmlns:w16sdtdh="http://schemas.microsoft.com/office/word/2020/wordml/sdtdatahash" xmlns:w16sdtfl="http://schemas.microsoft.com/office/word/2024/wordml/sdtformatlock" xmlns:w16se="http://schemas.microsoft.com/office/word/2015/wordml/symex" xmlns:w16du="http://schemas.microsoft.com/office/word/2023/wordml/word16du" xmlns:wne="http://schemas.microsoft.com/office/word/2006/wordml" mc:Ignorable="w14 w15 w16se w16cid w16 w16cex w16sdtdh w16sdtfl w16du wp14">
+<w:hdr xmlns:wpc="http://schemas.microsoft.com/office/word/2010/wordprocessingCanvas" xmlns:cx="http://schemas.microsoft.com/office/drawing/2014/chartex" xmlns:cx1="http://schemas.microsoft.com/office/drawing/2015/9/8/chartex" xmlns:cx2="http://schemas.microsoft.com/office/drawing/2015/10/21/chartex" xmlns:cx3="http://schemas.microsoft.com/office/drawing/2016/5/9/chartex" xmlns:cx4="http://schemas.microsoft.com/office/drawing/2016/5/10/chartex" xmlns:cx5="http://schemas.microsoft.com/office/drawing/2016/5/11/chartex" xmlns:cx6="http://schemas.microsoft.com/office/drawing/2016/5/12/chartex" xmlns:cx7="http://schemas.microsoft.com/office/drawing/2016/5/13/chartex" xmlns:cx8="http://schemas.microsoft.com/office/drawing/2016/5/14/chartex" xmlns:mc="http://schemas.openxmlformats.org/markup-compatibility/2006" xmlns:aink="http://schemas.microsoft.com/office/drawing/2016/ink" xmlns:am3d="http://schemas.microsoft.com/office/drawing/2017/model3d" xmlns:o="urn:schemas-microsoft-com:office:office" xmlns:oel="http://schemas.microsoft.com/office/2019/extlst" xmlns:r="http://schemas.openxmlformats.org/officeDocument/2006/relationships" xmlns:m="http://schemas.openxmlformats.org/officeDocument/2006/math" xmlns:v="urn:schemas-microsoft-com:vml" xmlns:wp14="http://schemas.microsoft.com/office/word/2010/wordprocessingDrawing" xmlns:wp="http://schemas.openxmlformats.org/drawingml/2006/wordprocessingDrawing" xmlns:w10="urn:schemas-microsoft-com:office:word" xmlns:w="http://schemas.openxmlformats.org/wordprocessingml/2006/main" xmlns:w14="http://schemas.microsoft.com/office/word/2010/wordml" xmlns:w15="http://schemas.microsoft.com/office/word/2012/wordml" xmlns:w16cex="http://schemas.microsoft.com/office/word/2018/wordml/cex" xmlns:w16cid="http://schemas.microsoft.com/office/word/2016/wordml/cid" xmlns:w16="http://schemas.microsoft.com/office/word/2018/wordml" xmlns:w16du="http://schemas.microsoft.com/office/word/2023/wordml/word16du" xmlns:w16sdtdh="http://schemas.microsoft.com/office/word/2020/wordml/sdtdatahash" xmlns:w16sdtfl="http://schemas.microsoft.com/office/word/2024/wordml/sdtformatlock" xmlns:w16se="http://schemas.microsoft.com/office/word/2015/wordml/symex" xmlns:wpg="http://schemas.microsoft.com/office/word/2010/wordprocessingGroup" xmlns:wpi="http://schemas.microsoft.com/office/word/2010/wordprocessingInk" xmlns:wne="http://schemas.microsoft.com/office/word/2006/wordml" xmlns:wps="http://schemas.microsoft.com/office/word/2010/wordprocessingShape" mc:Ignorable="w14 w15 w16se w16cid w16 w16cex w16sdtdh w16sdtfl w16du wp14">
   <w:p>
     <w:pPr>
       <w:pStyle w:val="Header"/>
@@ -4718,7 +5041,7 @@
 </file>
 
 <file path=word/header3.xml><?xml version="1.0" encoding="utf-8"?>
-<w:hdr xmlns:wpc="http://schemas.microsoft.com/office/word/2010/wordprocessingCanvas" xmlns:cx="http://schemas.microsoft.com/office/drawing/2014/chartex" xmlns:cx1="http://schemas.microsoft.com/office/drawing/2015/9/8/chartex" xmlns:cx2="http://schemas.microsoft.com/office/drawing/2015/10/21/chartex" xmlns:cx3="http://schemas.microsoft.com/office/drawing/2016/5/9/chartex" xmlns:cx4="http://schemas.microsoft.com/office/drawing/2016/5/10/chartex" xmlns:cx5="http://schemas.microsoft.com/office/drawing/2016/5/11/chartex" xmlns:cx6="http://schemas.microsoft.com/office/drawing/2016/5/12/chartex" xmlns:cx7="http://schemas.microsoft.com/office/drawing/2016/5/13/chartex" xmlns:cx8="http://schemas.microsoft.com/office/drawing/2016/5/14/chartex" xmlns:mc="http://schemas.openxmlformats.org/markup-compatibility/2006" xmlns:m="http://schemas.openxmlformats.org/officeDocument/2006/math" xmlns:aink="http://schemas.microsoft.com/office/drawing/2016/ink" xmlns:am3d="http://schemas.microsoft.com/office/drawing/2017/model3d" xmlns:oel="http://schemas.microsoft.com/office/2019/extlst" xmlns:r="http://schemas.openxmlformats.org/officeDocument/2006/relationships" xmlns:wp14="http://schemas.microsoft.com/office/word/2010/wordprocessingDrawing" xmlns:wp="http://schemas.openxmlformats.org/drawingml/2006/wordprocessingDrawing" xmlns:wpg="http://schemas.microsoft.com/office/word/2010/wordprocessingGroup" xmlns:wpi="http://schemas.microsoft.com/office/word/2010/wordprocessingInk" xmlns:wps="http://schemas.microsoft.com/office/word/2010/wordprocessingShape" xmlns:o="urn:schemas-microsoft-com:office:office" xmlns:v="urn:schemas-microsoft-com:vml" xmlns:w10="urn:schemas-microsoft-com:office:word" xmlns:w="http://schemas.openxmlformats.org/wordprocessingml/2006/main" xmlns:w14="http://schemas.microsoft.com/office/word/2010/wordml" xmlns:w15="http://schemas.microsoft.com/office/word/2012/wordml" xmlns:w16cex="http://schemas.microsoft.com/office/word/2018/wordml/cex" xmlns:w16cid="http://schemas.microsoft.com/office/word/2016/wordml/cid" xmlns:w16="http://schemas.microsoft.com/office/word/2018/wordml" xmlns:w16sdtdh="http://schemas.microsoft.com/office/word/2020/wordml/sdtdatahash" xmlns:w16sdtfl="http://schemas.microsoft.com/office/word/2024/wordml/sdtformatlock" xmlns:w16se="http://schemas.microsoft.com/office/word/2015/wordml/symex" xmlns:w16du="http://schemas.microsoft.com/office/word/2023/wordml/word16du" xmlns:wne="http://schemas.microsoft.com/office/word/2006/wordml" mc:Ignorable="w14 w15 w16se w16cid w16 w16cex w16sdtdh w16sdtfl w16du wp14">
+<w:hdr xmlns:wpc="http://schemas.microsoft.com/office/word/2010/wordprocessingCanvas" xmlns:cx="http://schemas.microsoft.com/office/drawing/2014/chartex" xmlns:cx1="http://schemas.microsoft.com/office/drawing/2015/9/8/chartex" xmlns:cx2="http://schemas.microsoft.com/office/drawing/2015/10/21/chartex" xmlns:cx3="http://schemas.microsoft.com/office/drawing/2016/5/9/chartex" xmlns:cx4="http://schemas.microsoft.com/office/drawing/2016/5/10/chartex" xmlns:cx5="http://schemas.microsoft.com/office/drawing/2016/5/11/chartex" xmlns:cx6="http://schemas.microsoft.com/office/drawing/2016/5/12/chartex" xmlns:cx7="http://schemas.microsoft.com/office/drawing/2016/5/13/chartex" xmlns:cx8="http://schemas.microsoft.com/office/drawing/2016/5/14/chartex" xmlns:mc="http://schemas.openxmlformats.org/markup-compatibility/2006" xmlns:aink="http://schemas.microsoft.com/office/drawing/2016/ink" xmlns:am3d="http://schemas.microsoft.com/office/drawing/2017/model3d" xmlns:o="urn:schemas-microsoft-com:office:office" xmlns:oel="http://schemas.microsoft.com/office/2019/extlst" xmlns:r="http://schemas.openxmlformats.org/officeDocument/2006/relationships" xmlns:m="http://schemas.openxmlformats.org/officeDocument/2006/math" xmlns:v="urn:schemas-microsoft-com:vml" xmlns:wp14="http://schemas.microsoft.com/office/word/2010/wordprocessingDrawing" xmlns:wp="http://schemas.openxmlformats.org/drawingml/2006/wordprocessingDrawing" xmlns:w10="urn:schemas-microsoft-com:office:word" xmlns:w="http://schemas.openxmlformats.org/wordprocessingml/2006/main" xmlns:w14="http://schemas.microsoft.com/office/word/2010/wordml" xmlns:w15="http://schemas.microsoft.com/office/word/2012/wordml" xmlns:w16cex="http://schemas.microsoft.com/office/word/2018/wordml/cex" xmlns:w16cid="http://schemas.microsoft.com/office/word/2016/wordml/cid" xmlns:w16="http://schemas.microsoft.com/office/word/2018/wordml" xmlns:w16du="http://schemas.microsoft.com/office/word/2023/wordml/word16du" xmlns:w16sdtdh="http://schemas.microsoft.com/office/word/2020/wordml/sdtdatahash" xmlns:w16sdtfl="http://schemas.microsoft.com/office/word/2024/wordml/sdtformatlock" xmlns:w16se="http://schemas.microsoft.com/office/word/2015/wordml/symex" xmlns:wpg="http://schemas.microsoft.com/office/word/2010/wordprocessingGroup" xmlns:wpi="http://schemas.microsoft.com/office/word/2010/wordprocessingInk" xmlns:wne="http://schemas.microsoft.com/office/word/2006/wordml" xmlns:wps="http://schemas.microsoft.com/office/word/2010/wordprocessingShape" mc:Ignorable="w14 w15 w16se w16cid w16 w16cex w16sdtdh w16sdtfl w16du wp14">
   <w:p>
     <w:pPr>
       <w:pStyle w:val="Header"/>
@@ -4836,7 +5159,7 @@
 </file>
 
 <file path=word/numbering.xml><?xml version="1.0" encoding="utf-8"?>
-<w:numbering xmlns:wpc="http://schemas.microsoft.com/office/word/2010/wordprocessingCanvas" xmlns:cx="http://schemas.microsoft.com/office/drawing/2014/chartex" xmlns:cx1="http://schemas.microsoft.com/office/drawing/2015/9/8/chartex" xmlns:cx2="http://schemas.microsoft.com/office/drawing/2015/10/21/chartex" xmlns:cx3="http://schemas.microsoft.com/office/drawing/2016/5/9/chartex" xmlns:cx4="http://schemas.microsoft.com/office/drawing/2016/5/10/chartex" xmlns:cx5="http://schemas.microsoft.com/office/drawing/2016/5/11/chartex" xmlns:cx6="http://schemas.microsoft.com/office/drawing/2016/5/12/chartex" xmlns:cx7="http://schemas.microsoft.com/office/drawing/2016/5/13/chartex" xmlns:cx8="http://schemas.microsoft.com/office/drawing/2016/5/14/chartex" xmlns:mc="http://schemas.openxmlformats.org/markup-compatibility/2006" xmlns:m="http://schemas.openxmlformats.org/officeDocument/2006/math" xmlns:aink="http://schemas.microsoft.com/office/drawing/2016/ink" xmlns:am3d="http://schemas.microsoft.com/office/drawing/2017/model3d" xmlns:oel="http://schemas.microsoft.com/office/2019/extlst" xmlns:r="http://schemas.openxmlformats.org/officeDocument/2006/relationships" xmlns:wp14="http://schemas.microsoft.com/office/word/2010/wordprocessingDrawing" xmlns:wp="http://schemas.openxmlformats.org/drawingml/2006/wordprocessingDrawing" xmlns:wpg="http://schemas.microsoft.com/office/word/2010/wordprocessingGroup" xmlns:wpi="http://schemas.microsoft.com/office/word/2010/wordprocessingInk" xmlns:wps="http://schemas.microsoft.com/office/word/2010/wordprocessingShape" xmlns:o="urn:schemas-microsoft-com:office:office" xmlns:v="urn:schemas-microsoft-com:vml" xmlns:w10="urn:schemas-microsoft-com:office:word" xmlns:w="http://schemas.openxmlformats.org/wordprocessingml/2006/main" xmlns:w14="http://schemas.microsoft.com/office/word/2010/wordml" xmlns:w15="http://schemas.microsoft.com/office/word/2012/wordml" xmlns:w16cex="http://schemas.microsoft.com/office/word/2018/wordml/cex" xmlns:w16cid="http://schemas.microsoft.com/office/word/2016/wordml/cid" xmlns:w16="http://schemas.microsoft.com/office/word/2018/wordml" xmlns:w16sdtdh="http://schemas.microsoft.com/office/word/2020/wordml/sdtdatahash" xmlns:w16sdtfl="http://schemas.microsoft.com/office/word/2024/wordml/sdtformatlock" xmlns:w16se="http://schemas.microsoft.com/office/word/2015/wordml/symex" xmlns:w16du="http://schemas.microsoft.com/office/word/2023/wordml/word16du" xmlns:wne="http://schemas.microsoft.com/office/word/2006/wordml" mc:Ignorable="w14 w15 w16se w16cid w16 w16cex w16sdtdh w16sdtfl w16du wp14">
+<w:numbering xmlns:wpc="http://schemas.microsoft.com/office/word/2010/wordprocessingCanvas" xmlns:cx="http://schemas.microsoft.com/office/drawing/2014/chartex" xmlns:cx1="http://schemas.microsoft.com/office/drawing/2015/9/8/chartex" xmlns:cx2="http://schemas.microsoft.com/office/drawing/2015/10/21/chartex" xmlns:cx3="http://schemas.microsoft.com/office/drawing/2016/5/9/chartex" xmlns:cx4="http://schemas.microsoft.com/office/drawing/2016/5/10/chartex" xmlns:cx5="http://schemas.microsoft.com/office/drawing/2016/5/11/chartex" xmlns:cx6="http://schemas.microsoft.com/office/drawing/2016/5/12/chartex" xmlns:cx7="http://schemas.microsoft.com/office/drawing/2016/5/13/chartex" xmlns:cx8="http://schemas.microsoft.com/office/drawing/2016/5/14/chartex" xmlns:mc="http://schemas.openxmlformats.org/markup-compatibility/2006" xmlns:aink="http://schemas.microsoft.com/office/drawing/2016/ink" xmlns:am3d="http://schemas.microsoft.com/office/drawing/2017/model3d" xmlns:o="urn:schemas-microsoft-com:office:office" xmlns:oel="http://schemas.microsoft.com/office/2019/extlst" xmlns:r="http://schemas.openxmlformats.org/officeDocument/2006/relationships" xmlns:m="http://schemas.openxmlformats.org/officeDocument/2006/math" xmlns:v="urn:schemas-microsoft-com:vml" xmlns:wp14="http://schemas.microsoft.com/office/word/2010/wordprocessingDrawing" xmlns:wp="http://schemas.openxmlformats.org/drawingml/2006/wordprocessingDrawing" xmlns:w10="urn:schemas-microsoft-com:office:word" xmlns:w="http://schemas.openxmlformats.org/wordprocessingml/2006/main" xmlns:w14="http://schemas.microsoft.com/office/word/2010/wordml" xmlns:w15="http://schemas.microsoft.com/office/word/2012/wordml" xmlns:w16cex="http://schemas.microsoft.com/office/word/2018/wordml/cex" xmlns:w16cid="http://schemas.microsoft.com/office/word/2016/wordml/cid" xmlns:w16="http://schemas.microsoft.com/office/word/2018/wordml" xmlns:w16du="http://schemas.microsoft.com/office/word/2023/wordml/word16du" xmlns:w16sdtdh="http://schemas.microsoft.com/office/word/2020/wordml/sdtdatahash" xmlns:w16sdtfl="http://schemas.microsoft.com/office/word/2024/wordml/sdtformatlock" xmlns:w16se="http://schemas.microsoft.com/office/word/2015/wordml/symex" xmlns:wpg="http://schemas.microsoft.com/office/word/2010/wordprocessingGroup" xmlns:wpi="http://schemas.microsoft.com/office/word/2010/wordprocessingInk" xmlns:wne="http://schemas.microsoft.com/office/word/2006/wordml" xmlns:wps="http://schemas.microsoft.com/office/word/2010/wordprocessingShape" mc:Ignorable="w14 w15 w16se w16cid w16 w16cex w16sdtdh w16sdtfl w16du wp14">
   <w:abstractNum w:abstractNumId="0" w15:restartNumberingAfterBreak="0">
     <w:nsid w:val="453249A3"/>
     <w:multiLevelType w:val="hybridMultilevel"/>
@@ -5027,7 +5350,7 @@
 </file>
 
 <file path=word/styles.xml><?xml version="1.0" encoding="utf-8"?>
-<w:styles xmlns:mc="http://schemas.openxmlformats.org/markup-compatibility/2006" xmlns:r="http://schemas.openxmlformats.org/officeDocument/2006/relationships" xmlns:w="http://schemas.openxmlformats.org/wordprocessingml/2006/main" xmlns:w14="http://schemas.microsoft.com/office/word/2010/wordml" xmlns:w15="http://schemas.microsoft.com/office/word/2012/wordml" xmlns:w16cex="http://schemas.microsoft.com/office/word/2018/wordml/cex" xmlns:w16cid="http://schemas.microsoft.com/office/word/2016/wordml/cid" xmlns:w16="http://schemas.microsoft.com/office/word/2018/wordml" xmlns:w16sdtdh="http://schemas.microsoft.com/office/word/2020/wordml/sdtdatahash" xmlns:w16sdtfl="http://schemas.microsoft.com/office/word/2024/wordml/sdtformatlock" xmlns:w16se="http://schemas.microsoft.com/office/word/2015/wordml/symex" xmlns:w16du="http://schemas.microsoft.com/office/word/2023/wordml/word16du" mc:Ignorable="w14 w15 w16se w16cid w16 w16cex w16sdtdh w16sdtfl w16du">
+<w:styles xmlns:mc="http://schemas.openxmlformats.org/markup-compatibility/2006" xmlns:r="http://schemas.openxmlformats.org/officeDocument/2006/relationships" xmlns:w="http://schemas.openxmlformats.org/wordprocessingml/2006/main" xmlns:w14="http://schemas.microsoft.com/office/word/2010/wordml" xmlns:w15="http://schemas.microsoft.com/office/word/2012/wordml" xmlns:w16cex="http://schemas.microsoft.com/office/word/2018/wordml/cex" xmlns:w16cid="http://schemas.microsoft.com/office/word/2016/wordml/cid" xmlns:w16="http://schemas.microsoft.com/office/word/2018/wordml" xmlns:w16du="http://schemas.microsoft.com/office/word/2023/wordml/word16du" xmlns:w16sdtdh="http://schemas.microsoft.com/office/word/2020/wordml/sdtdatahash" xmlns:w16sdtfl="http://schemas.microsoft.com/office/word/2024/wordml/sdtformatlock" xmlns:w16se="http://schemas.microsoft.com/office/word/2015/wordml/symex" mc:Ignorable="w14 w15 w16se w16cid w16 w16cex w16sdtdh w16sdtfl w16du">
   <w:docDefaults>
     <w:rPrDefault>
       <w:rPr>

--- a/P6-6_DeclarationOfOriginality.docx
+++ b/P6-6_DeclarationOfOriginality.docx
@@ -1263,11 +1263,51 @@
             </w:r>
             <w:r>
               <w:rPr>
-                <w:rFonts w:ascii="Webdings" w:eastAsia="Webdings" w:hAnsi="Webdings" w:cs="Webdings"/>
-                <w:sz w:val="31"/>
-                <w:vertAlign w:val="subscript"/>
-              </w:rPr>
-              <w:t></w:t>
+                <w:rFonts w:ascii="Arial" w:eastAsia="Arial" w:hAnsi="Arial" w:cs="Arial"/>
+                <w:b/>
+                <w:noProof/>
+              </w:rPr>
+              <w:drawing>
+                <wp:inline distT="0" distB="0" distL="0" distR="0" wp14:anchorId="6051258A" wp14:editId="241A10A7">
+                  <wp:extent cx="174424" cy="174424"/>
+                  <wp:effectExtent l="0" t="0" r="0" b="0"/>
+                  <wp:docPr id="1564073497" name="Graphic 4" descr="Checkmark with solid fill"/>
+                  <wp:cNvGraphicFramePr>
+                    <a:graphicFrameLocks xmlns:a="http://schemas.openxmlformats.org/drawingml/2006/main" noChangeAspect="1"/>
+                  </wp:cNvGraphicFramePr>
+                  <a:graphic xmlns:a="http://schemas.openxmlformats.org/drawingml/2006/main">
+                    <a:graphicData uri="http://schemas.openxmlformats.org/drawingml/2006/picture">
+                      <pic:pic xmlns:pic="http://schemas.openxmlformats.org/drawingml/2006/picture">
+                        <pic:nvPicPr>
+                          <pic:cNvPr id="966924678" name="Graphic 966924678" descr="Checkmark with solid fill"/>
+                          <pic:cNvPicPr/>
+                        </pic:nvPicPr>
+                        <pic:blipFill>
+                          <a:blip r:embed="rId8">
+                            <a:extLst>
+                              <a:ext uri="{96DAC541-7B7A-43D3-8B79-37D633B846F1}">
+                                <asvg:svgBlip xmlns:asvg="http://schemas.microsoft.com/office/drawing/2016/SVG/main" r:embed="rId9"/>
+                              </a:ext>
+                            </a:extLst>
+                          </a:blip>
+                          <a:stretch>
+                            <a:fillRect/>
+                          </a:stretch>
+                        </pic:blipFill>
+                        <pic:spPr>
+                          <a:xfrm>
+                            <a:off x="0" y="0"/>
+                            <a:ext cx="183188" cy="183188"/>
+                          </a:xfrm>
+                          <a:prstGeom prst="rect">
+                            <a:avLst/>
+                          </a:prstGeom>
+                        </pic:spPr>
+                      </pic:pic>
+                    </a:graphicData>
+                  </a:graphic>
+                </wp:inline>
+              </w:drawing>
             </w:r>
           </w:p>
           <w:p>
@@ -1298,10 +1338,51 @@
             </w:r>
             <w:r>
               <w:rPr>
-                <w:rFonts w:ascii="Webdings" w:eastAsia="Webdings" w:hAnsi="Webdings" w:cs="Webdings"/>
-                <w:sz w:val="20"/>
-              </w:rPr>
-              <w:t></w:t>
+                <w:rFonts w:ascii="Arial" w:eastAsia="Arial" w:hAnsi="Arial" w:cs="Arial"/>
+                <w:b/>
+                <w:noProof/>
+              </w:rPr>
+              <w:drawing>
+                <wp:inline distT="0" distB="0" distL="0" distR="0" wp14:anchorId="5D748A95" wp14:editId="5AF55E81">
+                  <wp:extent cx="174424" cy="174424"/>
+                  <wp:effectExtent l="0" t="0" r="0" b="0"/>
+                  <wp:docPr id="176427228" name="Graphic 4" descr="Checkmark with solid fill"/>
+                  <wp:cNvGraphicFramePr>
+                    <a:graphicFrameLocks xmlns:a="http://schemas.openxmlformats.org/drawingml/2006/main" noChangeAspect="1"/>
+                  </wp:cNvGraphicFramePr>
+                  <a:graphic xmlns:a="http://schemas.openxmlformats.org/drawingml/2006/main">
+                    <a:graphicData uri="http://schemas.openxmlformats.org/drawingml/2006/picture">
+                      <pic:pic xmlns:pic="http://schemas.openxmlformats.org/drawingml/2006/picture">
+                        <pic:nvPicPr>
+                          <pic:cNvPr id="966924678" name="Graphic 966924678" descr="Checkmark with solid fill"/>
+                          <pic:cNvPicPr/>
+                        </pic:nvPicPr>
+                        <pic:blipFill>
+                          <a:blip r:embed="rId8">
+                            <a:extLst>
+                              <a:ext uri="{96DAC541-7B7A-43D3-8B79-37D633B846F1}">
+                                <asvg:svgBlip xmlns:asvg="http://schemas.microsoft.com/office/drawing/2016/SVG/main" r:embed="rId9"/>
+                              </a:ext>
+                            </a:extLst>
+                          </a:blip>
+                          <a:stretch>
+                            <a:fillRect/>
+                          </a:stretch>
+                        </pic:blipFill>
+                        <pic:spPr>
+                          <a:xfrm>
+                            <a:off x="0" y="0"/>
+                            <a:ext cx="183188" cy="183188"/>
+                          </a:xfrm>
+                          <a:prstGeom prst="rect">
+                            <a:avLst/>
+                          </a:prstGeom>
+                        </pic:spPr>
+                      </pic:pic>
+                    </a:graphicData>
+                  </a:graphic>
+                </wp:inline>
+              </w:drawing>
             </w:r>
           </w:p>
           <w:p>
@@ -1320,15 +1401,55 @@
                 <w:b/>
                 <w:sz w:val="20"/>
               </w:rPr>
-              <w:t xml:space="preserve">all text quoted                                </w:t>
-            </w:r>
-            <w:r>
-              <w:rPr>
-                <w:rFonts w:ascii="Webdings" w:eastAsia="Webdings" w:hAnsi="Webdings" w:cs="Webdings"/>
-                <w:sz w:val="31"/>
-                <w:vertAlign w:val="subscript"/>
-              </w:rPr>
-              <w:t></w:t>
+              <w:t xml:space="preserve">all text quoted                               </w:t>
+            </w:r>
+            <w:r>
+              <w:rPr>
+                <w:rFonts w:ascii="Arial" w:eastAsia="Arial" w:hAnsi="Arial" w:cs="Arial"/>
+                <w:b/>
+                <w:noProof/>
+              </w:rPr>
+              <w:drawing>
+                <wp:inline distT="0" distB="0" distL="0" distR="0" wp14:anchorId="3828177B" wp14:editId="75199BF4">
+                  <wp:extent cx="174424" cy="174424"/>
+                  <wp:effectExtent l="0" t="0" r="0" b="0"/>
+                  <wp:docPr id="1945328095" name="Graphic 4" descr="Checkmark with solid fill"/>
+                  <wp:cNvGraphicFramePr>
+                    <a:graphicFrameLocks xmlns:a="http://schemas.openxmlformats.org/drawingml/2006/main" noChangeAspect="1"/>
+                  </wp:cNvGraphicFramePr>
+                  <a:graphic xmlns:a="http://schemas.openxmlformats.org/drawingml/2006/main">
+                    <a:graphicData uri="http://schemas.openxmlformats.org/drawingml/2006/picture">
+                      <pic:pic xmlns:pic="http://schemas.openxmlformats.org/drawingml/2006/picture">
+                        <pic:nvPicPr>
+                          <pic:cNvPr id="966924678" name="Graphic 966924678" descr="Checkmark with solid fill"/>
+                          <pic:cNvPicPr/>
+                        </pic:nvPicPr>
+                        <pic:blipFill>
+                          <a:blip r:embed="rId8">
+                            <a:extLst>
+                              <a:ext uri="{96DAC541-7B7A-43D3-8B79-37D633B846F1}">
+                                <asvg:svgBlip xmlns:asvg="http://schemas.microsoft.com/office/drawing/2016/SVG/main" r:embed="rId9"/>
+                              </a:ext>
+                            </a:extLst>
+                          </a:blip>
+                          <a:stretch>
+                            <a:fillRect/>
+                          </a:stretch>
+                        </pic:blipFill>
+                        <pic:spPr>
+                          <a:xfrm>
+                            <a:off x="0" y="0"/>
+                            <a:ext cx="183188" cy="183188"/>
+                          </a:xfrm>
+                          <a:prstGeom prst="rect">
+                            <a:avLst/>
+                          </a:prstGeom>
+                        </pic:spPr>
+                      </pic:pic>
+                    </a:graphicData>
+                  </a:graphic>
+                </wp:inline>
+              </w:drawing>
             </w:r>
           </w:p>
           <w:p>
@@ -1342,14 +1463,61 @@
               <w:rPr>
                 <w:sz w:val="20"/>
               </w:rPr>
-              <w:t xml:space="preserve">Provided the sources for all tables, figures, data etc. that are not my own work                                                                        </w:t>
-            </w:r>
-            <w:r>
-              <w:rPr>
-                <w:rFonts w:ascii="Webdings" w:eastAsia="Webdings" w:hAnsi="Webdings" w:cs="Webdings"/>
-                <w:sz w:val="20"/>
-              </w:rPr>
-              <w:t></w:t>
+              <w:t xml:space="preserve">Provided the sources for all tables, figures, data etc. that are not my own work                                                                       </w:t>
+            </w:r>
+            <w:r>
+              <w:rPr>
+                <w:rFonts w:ascii="Arial" w:eastAsia="Arial" w:hAnsi="Arial" w:cs="Arial"/>
+                <w:b/>
+                <w:noProof/>
+              </w:rPr>
+              <w:drawing>
+                <wp:inline distT="0" distB="0" distL="0" distR="0" wp14:anchorId="2A0B583E" wp14:editId="10450B35">
+                  <wp:extent cx="174424" cy="174424"/>
+                  <wp:effectExtent l="0" t="0" r="0" b="0"/>
+                  <wp:docPr id="31601809" name="Graphic 4" descr="Checkmark with solid fill"/>
+                  <wp:cNvGraphicFramePr>
+                    <a:graphicFrameLocks xmlns:a="http://schemas.openxmlformats.org/drawingml/2006/main" noChangeAspect="1"/>
+                  </wp:cNvGraphicFramePr>
+                  <a:graphic xmlns:a="http://schemas.openxmlformats.org/drawingml/2006/main">
+                    <a:graphicData uri="http://schemas.openxmlformats.org/drawingml/2006/picture">
+                      <pic:pic xmlns:pic="http://schemas.openxmlformats.org/drawingml/2006/picture">
+                        <pic:nvPicPr>
+                          <pic:cNvPr id="966924678" name="Graphic 966924678" descr="Checkmark with solid fill"/>
+                          <pic:cNvPicPr/>
+                        </pic:nvPicPr>
+                        <pic:blipFill>
+                          <a:blip r:embed="rId8">
+                            <a:extLst>
+                              <a:ext uri="{96DAC541-7B7A-43D3-8B79-37D633B846F1}">
+                                <asvg:svgBlip xmlns:asvg="http://schemas.microsoft.com/office/drawing/2016/SVG/main" r:embed="rId9"/>
+                              </a:ext>
+                            </a:extLst>
+                          </a:blip>
+                          <a:stretch>
+                            <a:fillRect/>
+                          </a:stretch>
+                        </pic:blipFill>
+                        <pic:spPr>
+                          <a:xfrm>
+                            <a:off x="0" y="0"/>
+                            <a:ext cx="183188" cy="183188"/>
+                          </a:xfrm>
+                          <a:prstGeom prst="rect">
+                            <a:avLst/>
+                          </a:prstGeom>
+                        </pic:spPr>
+                      </pic:pic>
+                    </a:graphicData>
+                  </a:graphic>
+                </wp:inline>
+              </w:drawing>
+            </w:r>
+            <w:r>
+              <w:rPr>
+                <w:sz w:val="20"/>
+              </w:rPr>
+              <w:t xml:space="preserve"> </w:t>
             </w:r>
           </w:p>
           <w:p>
@@ -1365,10 +1533,51 @@
             </w:r>
             <w:r>
               <w:rPr>
-                <w:rFonts w:ascii="Webdings" w:eastAsia="Webdings" w:hAnsi="Webdings" w:cs="Webdings"/>
-                <w:sz w:val="20"/>
-              </w:rPr>
-              <w:t></w:t>
+                <w:rFonts w:ascii="Arial" w:eastAsia="Arial" w:hAnsi="Arial" w:cs="Arial"/>
+                <w:b/>
+                <w:noProof/>
+              </w:rPr>
+              <w:drawing>
+                <wp:inline distT="0" distB="0" distL="0" distR="0" wp14:anchorId="6F12B2FB" wp14:editId="3B693A33">
+                  <wp:extent cx="174424" cy="174424"/>
+                  <wp:effectExtent l="0" t="0" r="0" b="0"/>
+                  <wp:docPr id="1462456685" name="Graphic 4" descr="Checkmark with solid fill"/>
+                  <wp:cNvGraphicFramePr>
+                    <a:graphicFrameLocks xmlns:a="http://schemas.openxmlformats.org/drawingml/2006/main" noChangeAspect="1"/>
+                  </wp:cNvGraphicFramePr>
+                  <a:graphic xmlns:a="http://schemas.openxmlformats.org/drawingml/2006/main">
+                    <a:graphicData uri="http://schemas.openxmlformats.org/drawingml/2006/picture">
+                      <pic:pic xmlns:pic="http://schemas.openxmlformats.org/drawingml/2006/picture">
+                        <pic:nvPicPr>
+                          <pic:cNvPr id="966924678" name="Graphic 966924678" descr="Checkmark with solid fill"/>
+                          <pic:cNvPicPr/>
+                        </pic:nvPicPr>
+                        <pic:blipFill>
+                          <a:blip r:embed="rId8">
+                            <a:extLst>
+                              <a:ext uri="{96DAC541-7B7A-43D3-8B79-37D633B846F1}">
+                                <asvg:svgBlip xmlns:asvg="http://schemas.microsoft.com/office/drawing/2016/SVG/main" r:embed="rId9"/>
+                              </a:ext>
+                            </a:extLst>
+                          </a:blip>
+                          <a:stretch>
+                            <a:fillRect/>
+                          </a:stretch>
+                        </pic:blipFill>
+                        <pic:spPr>
+                          <a:xfrm>
+                            <a:off x="0" y="0"/>
+                            <a:ext cx="183188" cy="183188"/>
+                          </a:xfrm>
+                          <a:prstGeom prst="rect">
+                            <a:avLst/>
+                          </a:prstGeom>
+                        </pic:spPr>
+                      </pic:pic>
+                    </a:graphicData>
+                  </a:graphic>
+                </wp:inline>
+              </w:drawing>
             </w:r>
           </w:p>
           <w:p>
@@ -1386,10 +1595,51 @@
             </w:r>
             <w:r>
               <w:rPr>
-                <w:rFonts w:ascii="Webdings" w:eastAsia="Webdings" w:hAnsi="Webdings" w:cs="Webdings"/>
-                <w:sz w:val="20"/>
-              </w:rPr>
-              <w:t></w:t>
+                <w:rFonts w:ascii="Arial" w:eastAsia="Arial" w:hAnsi="Arial" w:cs="Arial"/>
+                <w:b/>
+                <w:noProof/>
+              </w:rPr>
+              <w:drawing>
+                <wp:inline distT="0" distB="0" distL="0" distR="0" wp14:anchorId="124A969D" wp14:editId="5280CFF6">
+                  <wp:extent cx="174424" cy="174424"/>
+                  <wp:effectExtent l="0" t="0" r="0" b="0"/>
+                  <wp:docPr id="1384561928" name="Graphic 4" descr="Checkmark with solid fill"/>
+                  <wp:cNvGraphicFramePr>
+                    <a:graphicFrameLocks xmlns:a="http://schemas.openxmlformats.org/drawingml/2006/main" noChangeAspect="1"/>
+                  </wp:cNvGraphicFramePr>
+                  <a:graphic xmlns:a="http://schemas.openxmlformats.org/drawingml/2006/main">
+                    <a:graphicData uri="http://schemas.openxmlformats.org/drawingml/2006/picture">
+                      <pic:pic xmlns:pic="http://schemas.openxmlformats.org/drawingml/2006/picture">
+                        <pic:nvPicPr>
+                          <pic:cNvPr id="966924678" name="Graphic 966924678" descr="Checkmark with solid fill"/>
+                          <pic:cNvPicPr/>
+                        </pic:nvPicPr>
+                        <pic:blipFill>
+                          <a:blip r:embed="rId8">
+                            <a:extLst>
+                              <a:ext uri="{96DAC541-7B7A-43D3-8B79-37D633B846F1}">
+                                <asvg:svgBlip xmlns:asvg="http://schemas.microsoft.com/office/drawing/2016/SVG/main" r:embed="rId9"/>
+                              </a:ext>
+                            </a:extLst>
+                          </a:blip>
+                          <a:stretch>
+                            <a:fillRect/>
+                          </a:stretch>
+                        </pic:blipFill>
+                        <pic:spPr>
+                          <a:xfrm>
+                            <a:off x="0" y="0"/>
+                            <a:ext cx="183188" cy="183188"/>
+                          </a:xfrm>
+                          <a:prstGeom prst="rect">
+                            <a:avLst/>
+                          </a:prstGeom>
+                        </pic:spPr>
+                      </pic:pic>
+                    </a:graphicData>
+                  </a:graphic>
+                </wp:inline>
+              </w:drawing>
             </w:r>
           </w:p>
           <w:p>
@@ -1428,11 +1678,51 @@
             </w:r>
             <w:r>
               <w:rPr>
-                <w:rFonts w:ascii="Webdings" w:eastAsia="Webdings" w:hAnsi="Webdings" w:cs="Webdings"/>
-                <w:sz w:val="31"/>
-                <w:vertAlign w:val="subscript"/>
-              </w:rPr>
-              <w:t></w:t>
+                <w:rFonts w:ascii="Arial" w:eastAsia="Arial" w:hAnsi="Arial" w:cs="Arial"/>
+                <w:b/>
+                <w:noProof/>
+              </w:rPr>
+              <w:drawing>
+                <wp:inline distT="0" distB="0" distL="0" distR="0" wp14:anchorId="117B9B01" wp14:editId="4DF62577">
+                  <wp:extent cx="174424" cy="174424"/>
+                  <wp:effectExtent l="0" t="0" r="0" b="0"/>
+                  <wp:docPr id="1049921330" name="Graphic 4" descr="Checkmark with solid fill"/>
+                  <wp:cNvGraphicFramePr>
+                    <a:graphicFrameLocks xmlns:a="http://schemas.openxmlformats.org/drawingml/2006/main" noChangeAspect="1"/>
+                  </wp:cNvGraphicFramePr>
+                  <a:graphic xmlns:a="http://schemas.openxmlformats.org/drawingml/2006/main">
+                    <a:graphicData uri="http://schemas.openxmlformats.org/drawingml/2006/picture">
+                      <pic:pic xmlns:pic="http://schemas.openxmlformats.org/drawingml/2006/picture">
+                        <pic:nvPicPr>
+                          <pic:cNvPr id="966924678" name="Graphic 966924678" descr="Checkmark with solid fill"/>
+                          <pic:cNvPicPr/>
+                        </pic:nvPicPr>
+                        <pic:blipFill>
+                          <a:blip r:embed="rId8">
+                            <a:extLst>
+                              <a:ext uri="{96DAC541-7B7A-43D3-8B79-37D633B846F1}">
+                                <asvg:svgBlip xmlns:asvg="http://schemas.microsoft.com/office/drawing/2016/SVG/main" r:embed="rId9"/>
+                              </a:ext>
+                            </a:extLst>
+                          </a:blip>
+                          <a:stretch>
+                            <a:fillRect/>
+                          </a:stretch>
+                        </pic:blipFill>
+                        <pic:spPr>
+                          <a:xfrm>
+                            <a:off x="0" y="0"/>
+                            <a:ext cx="183188" cy="183188"/>
+                          </a:xfrm>
+                          <a:prstGeom prst="rect">
+                            <a:avLst/>
+                          </a:prstGeom>
+                        </pic:spPr>
+                      </pic:pic>
+                    </a:graphicData>
+                  </a:graphic>
+                </wp:inline>
+              </w:drawing>
             </w:r>
           </w:p>
         </w:tc>
@@ -1718,18 +2008,12 @@
       </w:r>
       <w:r>
         <w:rPr>
-          <w:sz w:val="20"/>
-        </w:rPr>
-        <w:tab/>
-      </w:r>
-      <w:r>
-        <w:rPr>
           <w:noProof/>
         </w:rPr>
         <w:drawing>
-          <wp:inline distT="0" distB="0" distL="0" distR="0" wp14:anchorId="4147D25C" wp14:editId="6C1041F0">
-            <wp:extent cx="2247900" cy="544075"/>
-            <wp:effectExtent l="0" t="0" r="0" b="8890"/>
+          <wp:inline distT="0" distB="0" distL="0" distR="0" wp14:anchorId="4147D25C" wp14:editId="52E867A6">
+            <wp:extent cx="1399430" cy="543485"/>
+            <wp:effectExtent l="0" t="0" r="0" b="9525"/>
             <wp:docPr id="1351451772" name="Picture 1"/>
             <wp:cNvGraphicFramePr>
               <a:graphicFrameLocks xmlns:a="http://schemas.openxmlformats.org/drawingml/2006/main" noChangeAspect="1"/>
@@ -1741,20 +2025,29 @@
                     <pic:cNvPr id="1351451772" name=""/>
                     <pic:cNvPicPr/>
                   </pic:nvPicPr>
-                  <pic:blipFill>
+                  <pic:blipFill rotWithShape="1">
                     <a:blip r:embed="rId10"/>
+                    <a:srcRect l="20394" r="17284"/>
                     <a:stretch>
                       <a:fillRect/>
                     </a:stretch>
                   </pic:blipFill>
-                  <pic:spPr>
+                  <pic:spPr bwMode="auto">
                     <a:xfrm>
                       <a:off x="0" y="0"/>
-                      <a:ext cx="2283374" cy="552661"/>
+                      <a:ext cx="1423057" cy="552661"/>
                     </a:xfrm>
                     <a:prstGeom prst="rect">
                       <a:avLst/>
                     </a:prstGeom>
+                    <a:ln>
+                      <a:noFill/>
+                    </a:ln>
+                    <a:extLst>
+                      <a:ext uri="{53640926-AAD7-44D8-BBD7-CCE9431645EC}">
+                        <a14:shadowObscured xmlns:a14="http://schemas.microsoft.com/office/drawing/2010/main"/>
+                      </a:ext>
+                    </a:extLst>
                   </pic:spPr>
                 </pic:pic>
               </a:graphicData>
@@ -1842,9 +2135,59 @@
       </w:r>
       <w:r>
         <w:rPr>
-          <w:sz w:val="20"/>
-        </w:rPr>
-        <w:t>...........................................................................</w:t>
+          <w:noProof/>
+          <w:sz w:val="20"/>
+        </w:rPr>
+        <w:drawing>
+          <wp:inline distT="0" distB="0" distL="0" distR="0" wp14:anchorId="57DD5A52" wp14:editId="4C80A0B0">
+            <wp:extent cx="954156" cy="715617"/>
+            <wp:effectExtent l="0" t="0" r="0" b="8890"/>
+            <wp:docPr id="1848400485" name="Picture 4"/>
+            <wp:cNvGraphicFramePr>
+              <a:graphicFrameLocks xmlns:a="http://schemas.openxmlformats.org/drawingml/2006/main" noChangeAspect="1"/>
+            </wp:cNvGraphicFramePr>
+            <a:graphic xmlns:a="http://schemas.openxmlformats.org/drawingml/2006/main">
+              <a:graphicData uri="http://schemas.openxmlformats.org/drawingml/2006/picture">
+                <pic:pic xmlns:pic="http://schemas.openxmlformats.org/drawingml/2006/picture">
+                  <pic:nvPicPr>
+                    <pic:cNvPr id="1848400485" name="Picture 1848400485"/>
+                    <pic:cNvPicPr/>
+                  </pic:nvPicPr>
+                  <pic:blipFill rotWithShape="1">
+                    <a:blip r:embed="rId11" cstate="print">
+                      <a:extLst>
+                        <a:ext uri="{28A0092B-C50C-407E-A947-70E740481C1C}">
+                          <a14:useLocalDpi xmlns:a14="http://schemas.microsoft.com/office/drawing/2010/main" val="0"/>
+                        </a:ext>
+                      </a:extLst>
+                    </a:blip>
+                    <a:srcRect l="20712" t="12621" r="8245" b="24241"/>
+                    <a:stretch>
+                      <a:fillRect/>
+                    </a:stretch>
+                  </pic:blipFill>
+                  <pic:spPr bwMode="auto">
+                    <a:xfrm>
+                      <a:off x="0" y="0"/>
+                      <a:ext cx="994568" cy="745926"/>
+                    </a:xfrm>
+                    <a:prstGeom prst="rect">
+                      <a:avLst/>
+                    </a:prstGeom>
+                    <a:ln>
+                      <a:noFill/>
+                    </a:ln>
+                    <a:extLst>
+                      <a:ext uri="{53640926-AAD7-44D8-BBD7-CCE9431645EC}">
+                        <a14:shadowObscured xmlns:a14="http://schemas.microsoft.com/office/drawing/2010/main"/>
+                      </a:ext>
+                    </a:extLst>
+                  </pic:spPr>
+                </pic:pic>
+              </a:graphicData>
+            </a:graphic>
+          </wp:inline>
+        </w:drawing>
       </w:r>
     </w:p>
     <w:p>
@@ -1922,16 +2265,16 @@
           <w:bCs/>
           <w:sz w:val="20"/>
         </w:rPr>
+        <w:t>Sign &gt;</w:t>
+      </w:r>
+      <w:r>
+        <w:rPr>
+          <w:b/>
+          <w:bCs/>
+          <w:sz w:val="20"/>
+        </w:rPr>
         <w:tab/>
-      </w:r>
-      <w:r>
-        <w:rPr>
-          <w:b/>
-          <w:bCs/>
-          <w:sz w:val="20"/>
-        </w:rPr>
-        <w:tab/>
-        <w:t xml:space="preserve">       </w:t>
+        <w:t xml:space="preserve">      </w:t>
       </w:r>
       <w:r>
         <w:rPr>
@@ -1961,7 +2304,7 @@
                     <pic:cNvPicPr/>
                   </pic:nvPicPr>
                   <pic:blipFill>
-                    <a:blip r:embed="rId11"/>
+                    <a:blip r:embed="rId12"/>
                     <a:stretch>
                       <a:fillRect/>
                     </a:stretch>
@@ -2069,14 +2412,6 @@
       </w:r>
       <w:r>
         <w:rPr>
-          <w:b/>
-          <w:bCs/>
-          <w:sz w:val="20"/>
-        </w:rPr>
-        <w:tab/>
-      </w:r>
-      <w:r>
-        <w:rPr>
           <w:rFonts w:ascii="Arial" w:hAnsi="Arial" w:cs="Arial"/>
           <w:noProof/>
         </w:rPr>
@@ -2098,7 +2433,7 @@
                     </pic:cNvPicPr>
                   </pic:nvPicPr>
                   <pic:blipFill>
-                    <a:blip r:embed="rId12" cstate="print">
+                    <a:blip r:embed="rId13" cstate="print">
                       <a:extLst>
                         <a:ext uri="{28A0092B-C50C-407E-A947-70E740481C1C}">
                           <a14:useLocalDpi xmlns:a14="http://schemas.microsoft.com/office/drawing/2010/main" val="0"/>
@@ -2221,12 +2556,6 @@
       </w:r>
       <w:r>
         <w:rPr>
-          <w:sz w:val="20"/>
-        </w:rPr>
-        <w:tab/>
-      </w:r>
-      <w:r>
-        <w:rPr>
           <w:noProof/>
         </w:rPr>
         <w:drawing>
@@ -2245,7 +2574,7 @@
                     <pic:cNvPicPr/>
                   </pic:nvPicPr>
                   <pic:blipFill>
-                    <a:blip r:embed="rId13"/>
+                    <a:blip r:embed="rId14"/>
                     <a:stretch>
                       <a:fillRect/>
                     </a:stretch>
@@ -2341,14 +2670,7 @@
       </w:r>
       <w:r>
         <w:rPr>
-          <w:b/>
-          <w:bCs/>
-          <w:sz w:val="20"/>
-        </w:rPr>
-        <w:tab/>
-      </w:r>
-      <w:r>
-        <w:rPr>
+          <w:noProof/>
           <w:sz w:val="20"/>
         </w:rPr>
         <w:drawing>
@@ -2367,7 +2689,7 @@
                     <pic:cNvPicPr/>
                   </pic:nvPicPr>
                   <pic:blipFill>
-                    <a:blip r:embed="rId14"/>
+                    <a:blip r:embed="rId15"/>
                     <a:stretch>
                       <a:fillRect/>
                     </a:stretch>
@@ -2394,16 +2716,12 @@
         <w:ind w:left="3867"/>
       </w:pPr>
     </w:p>
-    <w:p/>
-    <w:p/>
-    <w:p/>
-    <w:p/>
     <w:p>
       <w:pPr>
         <w:sectPr>
-          <w:headerReference w:type="even" r:id="rId15"/>
-          <w:headerReference w:type="default" r:id="rId16"/>
-          <w:headerReference w:type="first" r:id="rId17"/>
+          <w:headerReference w:type="even" r:id="rId16"/>
+          <w:headerReference w:type="default" r:id="rId17"/>
+          <w:headerReference w:type="first" r:id="rId18"/>
           <w:pgSz w:w="11906" w:h="16838"/>
           <w:pgMar w:top="353" w:right="0" w:bottom="2565" w:left="1420" w:header="720" w:footer="720" w:gutter="0"/>
           <w:cols w:space="720"/>
@@ -2601,7 +2919,6 @@
           </w:tcPr>
           <w:p>
             <w:pPr>
-              <w:spacing w:after="197"/>
               <w:rPr>
                 <w:rFonts w:ascii="Arial" w:eastAsia="Arial" w:hAnsi="Arial" w:cs="Arial"/>
                 <w:b/>
@@ -2618,7 +2935,6 @@
           </w:tcPr>
           <w:p>
             <w:pPr>
-              <w:spacing w:after="197"/>
               <w:rPr>
                 <w:rFonts w:ascii="Arial" w:eastAsia="Arial" w:hAnsi="Arial" w:cs="Arial"/>
                 <w:b/>
@@ -2633,9 +2949,8 @@
                 <w:sz w:val="20"/>
                 <w:szCs w:val="20"/>
               </w:rPr>
-              <w:t xml:space="preserve">task1, </w:t>
-            </w:r>
-            <w:proofErr w:type="spellStart"/>
+              <w:t>task1 steganography</w:t>
+            </w:r>
             <w:r>
               <w:rPr>
                 <w:rFonts w:ascii="Arial" w:eastAsia="Arial" w:hAnsi="Arial" w:cs="Arial"/>
@@ -2643,17 +2958,7 @@
                 <w:sz w:val="20"/>
                 <w:szCs w:val="20"/>
               </w:rPr>
-              <w:t>eg</w:t>
-            </w:r>
-            <w:proofErr w:type="spellEnd"/>
-            <w:r>
-              <w:rPr>
-                <w:rFonts w:ascii="Arial" w:eastAsia="Arial" w:hAnsi="Arial" w:cs="Arial"/>
-                <w:b/>
-                <w:sz w:val="20"/>
-                <w:szCs w:val="20"/>
-              </w:rPr>
-              <w:t xml:space="preserve"> steganography</w:t>
+              <w:t xml:space="preserve"> engine</w:t>
             </w:r>
           </w:p>
         </w:tc>
@@ -2664,7 +2969,6 @@
           </w:tcPr>
           <w:p>
             <w:pPr>
-              <w:spacing w:after="197"/>
               <w:rPr>
                 <w:rFonts w:ascii="Arial" w:eastAsia="Arial" w:hAnsi="Arial" w:cs="Arial"/>
                 <w:b/>
@@ -2680,6 +2984,25 @@
                 <w:szCs w:val="20"/>
               </w:rPr>
               <w:t>task 2</w:t>
+            </w:r>
+          </w:p>
+          <w:p>
+            <w:pPr>
+              <w:rPr>
+                <w:rFonts w:ascii="Arial" w:eastAsia="Arial" w:hAnsi="Arial" w:cs="Arial"/>
+                <w:b/>
+                <w:sz w:val="20"/>
+                <w:szCs w:val="20"/>
+              </w:rPr>
+            </w:pPr>
+            <w:r>
+              <w:rPr>
+                <w:rFonts w:ascii="Arial" w:eastAsia="Arial" w:hAnsi="Arial" w:cs="Arial"/>
+                <w:b/>
+                <w:sz w:val="20"/>
+                <w:szCs w:val="20"/>
+              </w:rPr>
+              <w:t>image encryption</w:t>
             </w:r>
           </w:p>
         </w:tc>
@@ -2690,7 +3013,6 @@
           </w:tcPr>
           <w:p>
             <w:pPr>
-              <w:spacing w:after="197"/>
               <w:rPr>
                 <w:rFonts w:ascii="Arial" w:eastAsia="Arial" w:hAnsi="Arial" w:cs="Arial"/>
                 <w:b/>
@@ -2706,6 +3028,25 @@
                 <w:szCs w:val="20"/>
               </w:rPr>
               <w:t>task3</w:t>
+            </w:r>
+          </w:p>
+          <w:p>
+            <w:pPr>
+              <w:rPr>
+                <w:rFonts w:ascii="Arial" w:eastAsia="Arial" w:hAnsi="Arial" w:cs="Arial"/>
+                <w:b/>
+                <w:sz w:val="20"/>
+                <w:szCs w:val="20"/>
+              </w:rPr>
+            </w:pPr>
+            <w:r>
+              <w:rPr>
+                <w:rFonts w:ascii="Arial" w:eastAsia="Arial" w:hAnsi="Arial" w:cs="Arial"/>
+                <w:b/>
+                <w:sz w:val="20"/>
+                <w:szCs w:val="20"/>
+              </w:rPr>
+              <w:t>audio encryption</w:t>
             </w:r>
           </w:p>
         </w:tc>
@@ -2716,7 +3057,6 @@
           </w:tcPr>
           <w:p>
             <w:pPr>
-              <w:spacing w:after="197"/>
               <w:rPr>
                 <w:rFonts w:ascii="Arial" w:eastAsia="Arial" w:hAnsi="Arial" w:cs="Arial"/>
                 <w:b/>
@@ -2732,6 +3072,25 @@
                 <w:szCs w:val="20"/>
               </w:rPr>
               <w:t>task 4</w:t>
+            </w:r>
+          </w:p>
+          <w:p>
+            <w:pPr>
+              <w:rPr>
+                <w:rFonts w:ascii="Arial" w:eastAsia="Arial" w:hAnsi="Arial" w:cs="Arial"/>
+                <w:b/>
+                <w:sz w:val="20"/>
+                <w:szCs w:val="20"/>
+              </w:rPr>
+            </w:pPr>
+            <w:r>
+              <w:rPr>
+                <w:rFonts w:ascii="Arial" w:eastAsia="Arial" w:hAnsi="Arial" w:cs="Arial"/>
+                <w:b/>
+                <w:sz w:val="20"/>
+                <w:szCs w:val="20"/>
+              </w:rPr>
+              <w:t xml:space="preserve">payload/format </w:t>
             </w:r>
           </w:p>
         </w:tc>
@@ -2742,7 +3101,6 @@
           </w:tcPr>
           <w:p>
             <w:pPr>
-              <w:spacing w:after="197"/>
               <w:rPr>
                 <w:rFonts w:ascii="Arial" w:eastAsia="Arial" w:hAnsi="Arial" w:cs="Arial"/>
                 <w:b/>
@@ -2758,6 +3116,25 @@
                 <w:szCs w:val="20"/>
               </w:rPr>
               <w:t>task 5</w:t>
+            </w:r>
+          </w:p>
+          <w:p>
+            <w:pPr>
+              <w:rPr>
+                <w:rFonts w:ascii="Arial" w:eastAsia="Arial" w:hAnsi="Arial" w:cs="Arial"/>
+                <w:b/>
+                <w:sz w:val="20"/>
+                <w:szCs w:val="20"/>
+              </w:rPr>
+            </w:pPr>
+            <w:r>
+              <w:rPr>
+                <w:rFonts w:ascii="Arial" w:eastAsia="Arial" w:hAnsi="Arial" w:cs="Arial"/>
+                <w:b/>
+                <w:sz w:val="20"/>
+                <w:szCs w:val="20"/>
+              </w:rPr>
+              <w:t>GUI</w:t>
             </w:r>
           </w:p>
         </w:tc>
@@ -2831,7 +3208,7 @@
                 <w:sz w:val="20"/>
                 <w:szCs w:val="20"/>
               </w:rPr>
-              <w:t>40</w:t>
+              <w:t>20</w:t>
             </w:r>
           </w:p>
         </w:tc>
@@ -2849,6 +3226,15 @@
                 <w:szCs w:val="20"/>
               </w:rPr>
             </w:pPr>
+            <w:r>
+              <w:rPr>
+                <w:rFonts w:ascii="Arial" w:eastAsia="Arial" w:hAnsi="Arial" w:cs="Arial"/>
+                <w:bCs/>
+                <w:sz w:val="20"/>
+                <w:szCs w:val="20"/>
+              </w:rPr>
+              <w:t>10</w:t>
+            </w:r>
           </w:p>
         </w:tc>
         <w:tc>
@@ -2865,6 +3251,15 @@
                 <w:szCs w:val="20"/>
               </w:rPr>
             </w:pPr>
+            <w:r>
+              <w:rPr>
+                <w:rFonts w:ascii="Arial" w:eastAsia="Arial" w:hAnsi="Arial" w:cs="Arial"/>
+                <w:bCs/>
+                <w:sz w:val="20"/>
+                <w:szCs w:val="20"/>
+              </w:rPr>
+              <w:t>10</w:t>
+            </w:r>
           </w:p>
         </w:tc>
         <w:tc>
@@ -2978,7 +3373,7 @@
                 <w:sz w:val="20"/>
                 <w:szCs w:val="20"/>
               </w:rPr>
-              <w:t>30</w:t>
+              <w:t>60</w:t>
             </w:r>
           </w:p>
         </w:tc>
@@ -3003,7 +3398,7 @@
                 <w:sz w:val="20"/>
                 <w:szCs w:val="20"/>
               </w:rPr>
-              <w:t>40</w:t>
+              <w:t>10</w:t>
             </w:r>
           </w:p>
         </w:tc>
@@ -3021,6 +3416,15 @@
                 <w:szCs w:val="20"/>
               </w:rPr>
             </w:pPr>
+            <w:r>
+              <w:rPr>
+                <w:rFonts w:ascii="Arial" w:eastAsia="Arial" w:hAnsi="Arial" w:cs="Arial"/>
+                <w:bCs/>
+                <w:sz w:val="20"/>
+                <w:szCs w:val="20"/>
+              </w:rPr>
+              <w:t>10</w:t>
+            </w:r>
           </w:p>
         </w:tc>
         <w:tc>
@@ -3037,6 +3441,15 @@
                 <w:szCs w:val="20"/>
               </w:rPr>
             </w:pPr>
+            <w:r>
+              <w:rPr>
+                <w:rFonts w:ascii="Arial" w:eastAsia="Arial" w:hAnsi="Arial" w:cs="Arial"/>
+                <w:bCs/>
+                <w:sz w:val="20"/>
+                <w:szCs w:val="20"/>
+              </w:rPr>
+              <w:t>5</w:t>
+            </w:r>
           </w:p>
         </w:tc>
         <w:tc>
@@ -3053,15 +3466,6 @@
                 <w:szCs w:val="20"/>
               </w:rPr>
             </w:pPr>
-            <w:r>
-              <w:rPr>
-                <w:rFonts w:ascii="Arial" w:eastAsia="Arial" w:hAnsi="Arial" w:cs="Arial"/>
-                <w:bCs/>
-                <w:sz w:val="20"/>
-                <w:szCs w:val="20"/>
-              </w:rPr>
-              <w:t>30</w:t>
-            </w:r>
           </w:p>
         </w:tc>
       </w:tr>
@@ -3127,6 +3531,63 @@
                 <w:szCs w:val="20"/>
               </w:rPr>
             </w:pPr>
+          </w:p>
+        </w:tc>
+        <w:tc>
+          <w:tcPr>
+            <w:tcW w:w="1717" w:type="dxa"/>
+          </w:tcPr>
+          <w:p>
+            <w:pPr>
+              <w:spacing w:after="197"/>
+              <w:rPr>
+                <w:rFonts w:ascii="Arial" w:eastAsia="Arial" w:hAnsi="Arial" w:cs="Arial"/>
+                <w:bCs/>
+                <w:sz w:val="20"/>
+                <w:szCs w:val="20"/>
+              </w:rPr>
+            </w:pPr>
+            <w:r>
+              <w:rPr>
+                <w:rFonts w:ascii="Arial" w:eastAsia="Arial" w:hAnsi="Arial" w:cs="Arial"/>
+                <w:bCs/>
+                <w:sz w:val="20"/>
+                <w:szCs w:val="20"/>
+              </w:rPr>
+              <w:t>30</w:t>
+            </w:r>
+          </w:p>
+        </w:tc>
+        <w:tc>
+          <w:tcPr>
+            <w:tcW w:w="1737" w:type="dxa"/>
+          </w:tcPr>
+          <w:p>
+            <w:pPr>
+              <w:spacing w:after="197"/>
+              <w:rPr>
+                <w:rFonts w:ascii="Arial" w:eastAsia="Arial" w:hAnsi="Arial" w:cs="Arial"/>
+                <w:bCs/>
+                <w:sz w:val="20"/>
+                <w:szCs w:val="20"/>
+              </w:rPr>
+            </w:pPr>
+          </w:p>
+        </w:tc>
+        <w:tc>
+          <w:tcPr>
+            <w:tcW w:w="1717" w:type="dxa"/>
+          </w:tcPr>
+          <w:p>
+            <w:pPr>
+              <w:spacing w:after="197"/>
+              <w:rPr>
+                <w:rFonts w:ascii="Arial" w:eastAsia="Arial" w:hAnsi="Arial" w:cs="Arial"/>
+                <w:bCs/>
+                <w:sz w:val="20"/>
+                <w:szCs w:val="20"/>
+              </w:rPr>
+            </w:pPr>
             <w:r>
               <w:rPr>
                 <w:rFonts w:ascii="Arial" w:eastAsia="Arial" w:hAnsi="Arial" w:cs="Arial"/>
@@ -3159,73 +3620,7 @@
                 <w:sz w:val="20"/>
                 <w:szCs w:val="20"/>
               </w:rPr>
-              <w:t>30</w:t>
-            </w:r>
-          </w:p>
-        </w:tc>
-        <w:tc>
-          <w:tcPr>
-            <w:tcW w:w="1737" w:type="dxa"/>
-          </w:tcPr>
-          <w:p>
-            <w:pPr>
-              <w:spacing w:after="197"/>
-              <w:rPr>
-                <w:rFonts w:ascii="Arial" w:eastAsia="Arial" w:hAnsi="Arial" w:cs="Arial"/>
-                <w:bCs/>
-                <w:sz w:val="20"/>
-                <w:szCs w:val="20"/>
-              </w:rPr>
-            </w:pPr>
-            <w:r>
-              <w:rPr>
-                <w:rFonts w:ascii="Arial" w:eastAsia="Arial" w:hAnsi="Arial" w:cs="Arial"/>
-                <w:bCs/>
-                <w:sz w:val="20"/>
-                <w:szCs w:val="20"/>
-              </w:rPr>
-              <w:t>40</w:t>
-            </w:r>
-          </w:p>
-        </w:tc>
-        <w:tc>
-          <w:tcPr>
-            <w:tcW w:w="1717" w:type="dxa"/>
-          </w:tcPr>
-          <w:p>
-            <w:pPr>
-              <w:spacing w:after="197"/>
-              <w:rPr>
-                <w:rFonts w:ascii="Arial" w:eastAsia="Arial" w:hAnsi="Arial" w:cs="Arial"/>
-                <w:bCs/>
-                <w:sz w:val="20"/>
-                <w:szCs w:val="20"/>
-              </w:rPr>
-            </w:pPr>
-          </w:p>
-        </w:tc>
-        <w:tc>
-          <w:tcPr>
-            <w:tcW w:w="1717" w:type="dxa"/>
-          </w:tcPr>
-          <w:p>
-            <w:pPr>
-              <w:spacing w:after="197"/>
-              <w:rPr>
-                <w:rFonts w:ascii="Arial" w:eastAsia="Arial" w:hAnsi="Arial" w:cs="Arial"/>
-                <w:bCs/>
-                <w:sz w:val="20"/>
-                <w:szCs w:val="20"/>
-              </w:rPr>
-            </w:pPr>
-            <w:r>
-              <w:rPr>
-                <w:rFonts w:ascii="Arial" w:eastAsia="Arial" w:hAnsi="Arial" w:cs="Arial"/>
-                <w:bCs/>
-                <w:sz w:val="20"/>
-                <w:szCs w:val="20"/>
-              </w:rPr>
-              <w:t>40</w:t>
+              <w:t>10</w:t>
             </w:r>
           </w:p>
         </w:tc>
@@ -3292,6 +3687,15 @@
                 <w:szCs w:val="20"/>
               </w:rPr>
             </w:pPr>
+            <w:r>
+              <w:rPr>
+                <w:rFonts w:ascii="Arial" w:eastAsia="Arial" w:hAnsi="Arial" w:cs="Arial"/>
+                <w:bCs/>
+                <w:sz w:val="20"/>
+                <w:szCs w:val="20"/>
+              </w:rPr>
+              <w:t>40</w:t>
+            </w:r>
           </w:p>
         </w:tc>
         <w:tc>
@@ -3308,15 +3712,6 @@
                 <w:szCs w:val="20"/>
               </w:rPr>
             </w:pPr>
-            <w:r>
-              <w:rPr>
-                <w:rFonts w:ascii="Arial" w:eastAsia="Arial" w:hAnsi="Arial" w:cs="Arial"/>
-                <w:bCs/>
-                <w:sz w:val="20"/>
-                <w:szCs w:val="20"/>
-              </w:rPr>
-              <w:t>40</w:t>
-            </w:r>
           </w:p>
         </w:tc>
         <w:tc>
@@ -3358,15 +3753,6 @@
                 <w:szCs w:val="20"/>
               </w:rPr>
             </w:pPr>
-            <w:r>
-              <w:rPr>
-                <w:rFonts w:ascii="Arial" w:eastAsia="Arial" w:hAnsi="Arial" w:cs="Arial"/>
-                <w:bCs/>
-                <w:sz w:val="20"/>
-                <w:szCs w:val="20"/>
-              </w:rPr>
-              <w:t>40</w:t>
-            </w:r>
           </w:p>
         </w:tc>
         <w:tc>
@@ -3383,6 +3769,15 @@
                 <w:szCs w:val="20"/>
               </w:rPr>
             </w:pPr>
+            <w:r>
+              <w:rPr>
+                <w:rFonts w:ascii="Arial" w:eastAsia="Arial" w:hAnsi="Arial" w:cs="Arial"/>
+                <w:bCs/>
+                <w:sz w:val="20"/>
+                <w:szCs w:val="20"/>
+              </w:rPr>
+              <w:t>10</w:t>
+            </w:r>
           </w:p>
         </w:tc>
       </w:tr>
@@ -3464,6 +3859,15 @@
                 <w:szCs w:val="20"/>
               </w:rPr>
             </w:pPr>
+            <w:r>
+              <w:rPr>
+                <w:rFonts w:ascii="Arial" w:eastAsia="Arial" w:hAnsi="Arial" w:cs="Arial"/>
+                <w:bCs/>
+                <w:sz w:val="20"/>
+                <w:szCs w:val="20"/>
+              </w:rPr>
+              <w:t>40</w:t>
+            </w:r>
           </w:p>
         </w:tc>
         <w:tc>
@@ -3512,7 +3916,7 @@
                 <w:sz w:val="20"/>
                 <w:szCs w:val="20"/>
               </w:rPr>
-              <w:t>30</w:t>
+              <w:t>5</w:t>
             </w:r>
           </w:p>
         </w:tc>
@@ -3611,6 +4015,15 @@
                 <w:szCs w:val="20"/>
               </w:rPr>
             </w:pPr>
+            <w:r>
+              <w:rPr>
+                <w:rFonts w:ascii="Arial" w:eastAsia="Arial" w:hAnsi="Arial" w:cs="Arial"/>
+                <w:bCs/>
+                <w:sz w:val="20"/>
+                <w:szCs w:val="20"/>
+              </w:rPr>
+              <w:t>10</w:t>
+            </w:r>
           </w:p>
         </w:tc>
         <w:tc>
@@ -3627,6 +4040,15 @@
                 <w:szCs w:val="20"/>
               </w:rPr>
             </w:pPr>
+            <w:r>
+              <w:rPr>
+                <w:rFonts w:ascii="Arial" w:eastAsia="Arial" w:hAnsi="Arial" w:cs="Arial"/>
+                <w:bCs/>
+                <w:sz w:val="20"/>
+                <w:szCs w:val="20"/>
+              </w:rPr>
+              <w:t>10</w:t>
+            </w:r>
           </w:p>
         </w:tc>
         <w:tc>
@@ -3668,6 +4090,15 @@
                 <w:szCs w:val="20"/>
               </w:rPr>
             </w:pPr>
+            <w:r>
+              <w:rPr>
+                <w:rFonts w:ascii="Arial" w:eastAsia="Arial" w:hAnsi="Arial" w:cs="Arial"/>
+                <w:bCs/>
+                <w:sz w:val="20"/>
+                <w:szCs w:val="20"/>
+              </w:rPr>
+              <w:t>40</w:t>
+            </w:r>
           </w:p>
         </w:tc>
       </w:tr>
@@ -3946,6 +4377,24 @@
     </w:p>
     <w:p>
       <w:pPr>
+        <w:spacing w:line="278" w:lineRule="auto"/>
+        <w:rPr>
+          <w:rFonts w:ascii="Arial" w:eastAsia="Arial" w:hAnsi="Arial" w:cs="Arial"/>
+          <w:b/>
+          <w:sz w:val="24"/>
+        </w:rPr>
+      </w:pPr>
+      <w:r>
+        <w:rPr>
+          <w:rFonts w:ascii="Arial" w:eastAsia="Arial" w:hAnsi="Arial" w:cs="Arial"/>
+          <w:b/>
+          <w:sz w:val="24"/>
+        </w:rPr>
+        <w:br w:type="page"/>
+      </w:r>
+    </w:p>
+    <w:p>
+      <w:pPr>
         <w:spacing w:after="197"/>
         <w:ind w:left="-1560"/>
         <w:rPr>
@@ -3958,6 +4407,7 @@
           <w:b/>
           <w:sz w:val="24"/>
         </w:rPr>
+        <w:lastRenderedPageBreak/>
         <w:t>We agreed to the above stated work distribution and contribution.</w:t>
       </w:r>
     </w:p>
@@ -4142,7 +4592,7 @@
                           </pic:cNvPicPr>
                         </pic:nvPicPr>
                         <pic:blipFill>
-                          <a:blip r:embed="rId18" cstate="print">
+                          <a:blip r:embed="rId19" cstate="print">
                             <a:extLst>
                               <a:ext uri="{28A0092B-C50C-407E-A947-70E740481C1C}">
                                 <a14:useLocalDpi xmlns:a14="http://schemas.microsoft.com/office/drawing/2010/main" val="0"/>
@@ -4200,7 +4650,81 @@
               <w:rPr>
                 <w:sz w:val="20"/>
               </w:rPr>
-              <w:t>Member 2 Name: ...............................................Sign &gt;.................................</w:t>
+              <w:t xml:space="preserve">Member 2 Name: </w:t>
+            </w:r>
+            <w:r>
+              <w:rPr>
+                <w:sz w:val="20"/>
+              </w:rPr>
+              <w:t xml:space="preserve">Leong Chiyung </w:t>
+            </w:r>
+            <w:r>
+              <w:rPr>
+                <w:sz w:val="20"/>
+              </w:rPr>
+              <w:t>Sign &gt;</w:t>
+            </w:r>
+            <w:r>
+              <w:rPr>
+                <w:sz w:val="20"/>
+              </w:rPr>
+              <w:t xml:space="preserve"> </w:t>
+            </w:r>
+            <w:r>
+              <w:rPr>
+                <w:noProof/>
+                <w:sz w:val="20"/>
+              </w:rPr>
+              <w:drawing>
+                <wp:inline distT="0" distB="0" distL="0" distR="0" wp14:anchorId="0287BCD1" wp14:editId="7DDE1961">
+                  <wp:extent cx="954156" cy="715617"/>
+                  <wp:effectExtent l="0" t="0" r="0" b="8890"/>
+                  <wp:docPr id="2089703878" name="Picture 4"/>
+                  <wp:cNvGraphicFramePr>
+                    <a:graphicFrameLocks xmlns:a="http://schemas.openxmlformats.org/drawingml/2006/main" noChangeAspect="1"/>
+                  </wp:cNvGraphicFramePr>
+                  <a:graphic xmlns:a="http://schemas.openxmlformats.org/drawingml/2006/main">
+                    <a:graphicData uri="http://schemas.openxmlformats.org/drawingml/2006/picture">
+                      <pic:pic xmlns:pic="http://schemas.openxmlformats.org/drawingml/2006/picture">
+                        <pic:nvPicPr>
+                          <pic:cNvPr id="1848400485" name="Picture 1848400485"/>
+                          <pic:cNvPicPr/>
+                        </pic:nvPicPr>
+                        <pic:blipFill rotWithShape="1">
+                          <a:blip r:embed="rId11" cstate="print">
+                            <a:extLst>
+                              <a:ext uri="{28A0092B-C50C-407E-A947-70E740481C1C}">
+                                <a14:useLocalDpi xmlns:a14="http://schemas.microsoft.com/office/drawing/2010/main" val="0"/>
+                              </a:ext>
+                            </a:extLst>
+                          </a:blip>
+                          <a:srcRect l="20712" t="12621" r="8245" b="24241"/>
+                          <a:stretch>
+                            <a:fillRect/>
+                          </a:stretch>
+                        </pic:blipFill>
+                        <pic:spPr bwMode="auto">
+                          <a:xfrm>
+                            <a:off x="0" y="0"/>
+                            <a:ext cx="994568" cy="745926"/>
+                          </a:xfrm>
+                          <a:prstGeom prst="rect">
+                            <a:avLst/>
+                          </a:prstGeom>
+                          <a:ln>
+                            <a:noFill/>
+                          </a:ln>
+                          <a:extLst>
+                            <a:ext uri="{53640926-AAD7-44D8-BBD7-CCE9431645EC}">
+                              <a14:shadowObscured xmlns:a14="http://schemas.microsoft.com/office/drawing/2010/main"/>
+                            </a:ext>
+                          </a:extLst>
+                        </pic:spPr>
+                      </pic:pic>
+                    </a:graphicData>
+                  </a:graphic>
+                </wp:inline>
+              </w:drawing>
             </w:r>
           </w:p>
         </w:tc>
@@ -4267,7 +4791,7 @@
                           <pic:cNvPicPr/>
                         </pic:nvPicPr>
                         <pic:blipFill>
-                          <a:blip r:embed="rId13"/>
+                          <a:blip r:embed="rId14"/>
                           <a:stretch>
                             <a:fillRect/>
                           </a:stretch>
@@ -4320,7 +4844,6 @@
               <w:rPr>
                 <w:sz w:val="20"/>
               </w:rPr>
-              <w:lastRenderedPageBreak/>
               <w:t xml:space="preserve">Member </w:t>
             </w:r>
             <w:r>
@@ -4379,7 +4902,7 @@
                           <pic:cNvPicPr/>
                         </pic:nvPicPr>
                         <pic:blipFill>
-                          <a:blip r:embed="rId11"/>
+                          <a:blip r:embed="rId12"/>
                           <a:stretch>
                             <a:fillRect/>
                           </a:stretch>
@@ -4424,7 +4947,6 @@
               <w:rPr>
                 <w:sz w:val="20"/>
               </w:rPr>
-              <w:lastRenderedPageBreak/>
               <w:t xml:space="preserve">Member </w:t>
             </w:r>
             <w:r>
@@ -4447,6 +4969,7 @@
             </w:r>
             <w:r>
               <w:rPr>
+                <w:noProof/>
                 <w:sz w:val="20"/>
               </w:rPr>
               <w:drawing>
@@ -4465,7 +4988,7 @@
                           <pic:cNvPicPr/>
                         </pic:nvPicPr>
                         <pic:blipFill>
-                          <a:blip r:embed="rId14"/>
+                          <a:blip r:embed="rId15"/>
                           <a:stretch>
                             <a:fillRect/>
                           </a:stretch>
@@ -5780,7 +6303,6 @@
   <w:style w:type="character" w:default="1" w:styleId="DefaultParagraphFont">
     <w:name w:val="Default Paragraph Font"/>
     <w:uiPriority w:val="1"/>
-    <w:semiHidden/>
     <w:unhideWhenUsed/>
   </w:style>
   <w:style w:type="table" w:default="1" w:styleId="TableNormal">
